--- a/lessons/7-5/downloads/reveal/teacher/7.5-homework-packet.docx
+++ b/lessons/7-5/downloads/reveal/teacher/7.5-homework-packet.docx
@@ -15,10 +15,28 @@
         <w:rPr>
           <w:rFonts w:ascii="Avenir Next" w:hAnsi="Avenir Next" w:cs="Avenir Next" w:eastAsia="Avenir Next"/>
           <w:color w:val="1A1A1A"/>
+          <w:sz w:val="22"/>
+          <w:szCs w:val="20"/>
+        </w:rPr>
+        <w:t xml:space="preserve">Name</w:t>
+      </w:r>
+      <w:r>
+        <w:rPr>
+          <w:rFonts w:ascii="Avenir Next" w:hAnsi="Avenir Next" w:cs="Avenir Next" w:eastAsia="Avenir Next"/>
+          <w:color w:val="1A1A1A"/>
           <w:sz w:val="20"/>
           <w:szCs w:val="20"/>
         </w:rPr>
-        <w:t xml:space="preserve">Name</w:t>
+        <w:tab/>
+      </w:r>
+      <w:r>
+        <w:rPr>
+          <w:rFonts w:ascii="Avenir Next" w:hAnsi="Avenir Next" w:cs="Avenir Next" w:eastAsia="Avenir Next"/>
+          <w:color w:val="1A1A1A"/>
+          <w:sz w:val="22"/>
+          <w:szCs w:val="20"/>
+        </w:rPr>
+        <w:t xml:space="preserve">   Date</w:t>
       </w:r>
       <w:r>
         <w:rPr>
@@ -33,25 +51,7 @@
         <w:rPr>
           <w:rFonts w:ascii="Avenir Next" w:hAnsi="Avenir Next" w:cs="Avenir Next" w:eastAsia="Avenir Next"/>
           <w:color w:val="1A1A1A"/>
-          <w:sz w:val="20"/>
-          <w:szCs w:val="20"/>
-        </w:rPr>
-        <w:t xml:space="preserve">   Date</w:t>
-      </w:r>
-      <w:r>
-        <w:rPr>
-          <w:rFonts w:ascii="Avenir Next" w:hAnsi="Avenir Next" w:cs="Avenir Next" w:eastAsia="Avenir Next"/>
-          <w:color w:val="1A1A1A"/>
-          <w:sz w:val="20"/>
-          <w:szCs w:val="20"/>
-        </w:rPr>
-        <w:tab/>
-      </w:r>
-      <w:r>
-        <w:rPr>
-          <w:rFonts w:ascii="Avenir Next" w:hAnsi="Avenir Next" w:cs="Avenir Next" w:eastAsia="Avenir Next"/>
-          <w:color w:val="1A1A1A"/>
-          <w:sz w:val="20"/>
+          <w:sz w:val="22"/>
           <w:szCs w:val="20"/>
         </w:rPr>
         <w:t xml:space="preserve">   Period</w:t>
@@ -78,7 +78,7 @@
           <w:caps/>
           <w:color w:val="003A70"/>
           <w:spacing w:val="12"/>
-          <w:sz w:val="19"/>
+          <w:sz w:val="22"/>
           <w:szCs w:val="19"/>
         </w:rPr>
         <w:t xml:space="preserve">Lesson 7-5  ·  Homework Packet  ·  Sheet 1 of 2</w:t>
@@ -86,6 +86,7 @@
     </w:p>
     <w:p>
       <w:pPr>
+        <w:pStyle w:val="Heading1"/>
         <w:keepNext/>
         <w:spacing w:before="0" w:after="0" w:line="240" w:lineRule="auto"/>
       </w:pPr>
@@ -111,7 +112,7 @@
         <w:rPr>
           <w:rFonts w:ascii="Avenir Next" w:hAnsi="Avenir Next" w:cs="Avenir Next" w:eastAsia="Avenir Next"/>
           <w:color w:val="5A5F66"/>
-          <w:sz w:val="17"/>
+          <w:sz w:val="22"/>
           <w:szCs w:val="17"/>
         </w:rPr>
         <w:t xml:space="preserve">Maryland Standard 6.NS.C.6c   ·   Learning target — I can plot a point with rational coordinates and name the quadrant it lies in.</w:t>
@@ -158,6 +159,7 @@
           </w:tcPr>
           <w:p>
             <w:pPr>
+              <w:pStyle w:val="Heading2"/>
               <w:spacing w:before="0" w:after="0" w:line="240" w:lineRule="auto"/>
             </w:pPr>
             <w:r>
@@ -185,82 +187,82 @@
                 <w:rFonts w:ascii="Avenir Next" w:hAnsi="Avenir Next" w:cs="Avenir Next" w:eastAsia="Avenir Next"/>
                 <w:b/>
                 <w:color w:val="003A70"/>
+                <w:sz w:val="22"/>
+                <w:szCs w:val="18"/>
+              </w:rPr>
+              <w:t xml:space="preserve">•</w:t>
+            </w:r>
+            <w:r>
+              <w:rPr>
+                <w:rFonts w:ascii="Avenir Next" w:hAnsi="Avenir Next" w:cs="Avenir Next" w:eastAsia="Avenir Next"/>
+                <w:color w:val="1A1A1A"/>
                 <w:sz w:val="18"/>
                 <w:szCs w:val="18"/>
               </w:rPr>
-              <w:t xml:space="preserve">•</w:t>
-            </w:r>
-            <w:r>
-              <w:rPr>
-                <w:rFonts w:ascii="Avenir Next" w:hAnsi="Avenir Next" w:cs="Avenir Next" w:eastAsia="Avenir Next"/>
-                <w:color w:val="1A1A1A"/>
-                <w:sz w:val="18"/>
+              <w:tab/>
+            </w:r>
+            <w:r>
+              <w:rPr>
+                <w:rFonts w:ascii="Avenir Next" w:hAnsi="Avenir Next" w:cs="Avenir Next" w:eastAsia="Avenir Next"/>
+                <w:color w:val="1A1A1A"/>
+                <w:sz w:val="22"/>
                 <w:szCs w:val="18"/>
               </w:rPr>
-              <w:tab/>
-            </w:r>
-            <w:r>
-              <w:rPr>
-                <w:rFonts w:ascii="Avenir Next" w:hAnsi="Avenir Next" w:cs="Avenir Next" w:eastAsia="Avenir Next"/>
-                <w:color w:val="1A1A1A"/>
-                <w:sz w:val="18"/>
+              <w:t xml:space="preserve">Start at the </w:t>
+            </w:r>
+            <w:r>
+              <w:rPr>
+                <w:rFonts w:ascii="Avenir Next" w:hAnsi="Avenir Next" w:cs="Avenir Next" w:eastAsia="Avenir Next"/>
+                <w:b/>
+                <w:color w:val="1A1A1A"/>
+                <w:sz w:val="22"/>
                 <w:szCs w:val="18"/>
               </w:rPr>
-              <w:t xml:space="preserve">Start at the </w:t>
-            </w:r>
-            <w:r>
-              <w:rPr>
-                <w:rFonts w:ascii="Avenir Next" w:hAnsi="Avenir Next" w:cs="Avenir Next" w:eastAsia="Avenir Next"/>
-                <w:b/>
-                <w:color w:val="1A1A1A"/>
-                <w:sz w:val="18"/>
+              <w:t xml:space="preserve">origin</w:t>
+            </w:r>
+            <w:r>
+              <w:rPr>
+                <w:rFonts w:ascii="Avenir Next" w:hAnsi="Avenir Next" w:cs="Avenir Next" w:eastAsia="Avenir Next"/>
+                <w:color w:val="1A1A1A"/>
+                <w:sz w:val="22"/>
                 <w:szCs w:val="18"/>
               </w:rPr>
-              <w:t xml:space="preserve">origin</w:t>
-            </w:r>
-            <w:r>
-              <w:rPr>
-                <w:rFonts w:ascii="Avenir Next" w:hAnsi="Avenir Next" w:cs="Avenir Next" w:eastAsia="Avenir Next"/>
-                <w:color w:val="1A1A1A"/>
-                <w:sz w:val="18"/>
+              <w:t xml:space="preserve"> (0, 0). Move </w:t>
+            </w:r>
+            <w:r>
+              <w:rPr>
+                <w:rFonts w:ascii="Avenir Next" w:hAnsi="Avenir Next" w:cs="Avenir Next" w:eastAsia="Avenir Next"/>
+                <w:i/>
+                <w:color w:val="1A1A1A"/>
+                <w:sz w:val="22"/>
                 <w:szCs w:val="18"/>
               </w:rPr>
-              <w:t xml:space="preserve"> (0, 0). Move </w:t>
+              <w:t xml:space="preserve">x</w:t>
+            </w:r>
+            <w:r>
+              <w:rPr>
+                <w:rFonts w:ascii="Avenir Next" w:hAnsi="Avenir Next" w:cs="Avenir Next" w:eastAsia="Avenir Next"/>
+                <w:color w:val="1A1A1A"/>
+                <w:sz w:val="22"/>
+                <w:szCs w:val="18"/>
+              </w:rPr>
+              <w:t xml:space="preserve"> units right or left, then </w:t>
             </w:r>
             <w:r>
               <w:rPr>
                 <w:rFonts w:ascii="Avenir Next" w:hAnsi="Avenir Next" w:cs="Avenir Next" w:eastAsia="Avenir Next"/>
                 <w:i/>
                 <w:color w:val="1A1A1A"/>
-                <w:sz w:val="18"/>
+                <w:sz w:val="22"/>
                 <w:szCs w:val="18"/>
               </w:rPr>
-              <w:t xml:space="preserve">x</w:t>
-            </w:r>
-            <w:r>
-              <w:rPr>
-                <w:rFonts w:ascii="Avenir Next" w:hAnsi="Avenir Next" w:cs="Avenir Next" w:eastAsia="Avenir Next"/>
-                <w:color w:val="1A1A1A"/>
-                <w:sz w:val="18"/>
-                <w:szCs w:val="18"/>
-              </w:rPr>
-              <w:t xml:space="preserve"> units right or left, then </w:t>
-            </w:r>
-            <w:r>
-              <w:rPr>
-                <w:rFonts w:ascii="Avenir Next" w:hAnsi="Avenir Next" w:cs="Avenir Next" w:eastAsia="Avenir Next"/>
-                <w:i/>
-                <w:color w:val="1A1A1A"/>
-                <w:sz w:val="18"/>
-                <w:szCs w:val="18"/>
-              </w:rPr>
               <w:t xml:space="preserve">y</w:t>
             </w:r>
             <w:r>
               <w:rPr>
                 <w:rFonts w:ascii="Avenir Next" w:hAnsi="Avenir Next" w:cs="Avenir Next" w:eastAsia="Avenir Next"/>
                 <w:color w:val="1A1A1A"/>
-                <w:sz w:val="18"/>
+                <w:sz w:val="22"/>
                 <w:szCs w:val="18"/>
               </w:rPr>
               <w:t xml:space="preserve"> units up or down.</w:t>
@@ -279,25 +281,25 @@
                 <w:rFonts w:ascii="Avenir Next" w:hAnsi="Avenir Next" w:cs="Avenir Next" w:eastAsia="Avenir Next"/>
                 <w:b/>
                 <w:color w:val="003A70"/>
+                <w:sz w:val="22"/>
+                <w:szCs w:val="18"/>
+              </w:rPr>
+              <w:t xml:space="preserve">•</w:t>
+            </w:r>
+            <w:r>
+              <w:rPr>
+                <w:rFonts w:ascii="Avenir Next" w:hAnsi="Avenir Next" w:cs="Avenir Next" w:eastAsia="Avenir Next"/>
+                <w:color w:val="1A1A1A"/>
                 <w:sz w:val="18"/>
                 <w:szCs w:val="18"/>
               </w:rPr>
-              <w:t xml:space="preserve">•</w:t>
-            </w:r>
-            <w:r>
-              <w:rPr>
-                <w:rFonts w:ascii="Avenir Next" w:hAnsi="Avenir Next" w:cs="Avenir Next" w:eastAsia="Avenir Next"/>
-                <w:color w:val="1A1A1A"/>
-                <w:sz w:val="18"/>
-                <w:szCs w:val="18"/>
-              </w:rPr>
               <w:tab/>
             </w:r>
             <w:r>
               <w:rPr>
                 <w:rFonts w:ascii="Avenir Next" w:hAnsi="Avenir Next" w:cs="Avenir Next" w:eastAsia="Avenir Next"/>
                 <w:color w:val="1A1A1A"/>
-                <w:sz w:val="18"/>
+                <w:sz w:val="22"/>
                 <w:szCs w:val="18"/>
               </w:rPr>
               <w:t xml:space="preserve">Quadrant signs: I (+, +), II (−, +), III (−, −), IV (+, −).</w:t>
@@ -316,44 +318,44 @@
                 <w:rFonts w:ascii="Avenir Next" w:hAnsi="Avenir Next" w:cs="Avenir Next" w:eastAsia="Avenir Next"/>
                 <w:b/>
                 <w:color w:val="003A70"/>
+                <w:sz w:val="22"/>
+                <w:szCs w:val="18"/>
+              </w:rPr>
+              <w:t xml:space="preserve">•</w:t>
+            </w:r>
+            <w:r>
+              <w:rPr>
+                <w:rFonts w:ascii="Avenir Next" w:hAnsi="Avenir Next" w:cs="Avenir Next" w:eastAsia="Avenir Next"/>
+                <w:color w:val="1A1A1A"/>
                 <w:sz w:val="18"/>
                 <w:szCs w:val="18"/>
               </w:rPr>
-              <w:t xml:space="preserve">•</w:t>
-            </w:r>
-            <w:r>
-              <w:rPr>
-                <w:rFonts w:ascii="Avenir Next" w:hAnsi="Avenir Next" w:cs="Avenir Next" w:eastAsia="Avenir Next"/>
-                <w:color w:val="1A1A1A"/>
-                <w:sz w:val="18"/>
+              <w:tab/>
+            </w:r>
+            <w:r>
+              <w:rPr>
+                <w:rFonts w:ascii="Avenir Next" w:hAnsi="Avenir Next" w:cs="Avenir Next" w:eastAsia="Avenir Next"/>
+                <w:color w:val="1A1A1A"/>
+                <w:sz w:val="22"/>
                 <w:szCs w:val="18"/>
               </w:rPr>
-              <w:tab/>
-            </w:r>
-            <w:r>
-              <w:rPr>
-                <w:rFonts w:ascii="Avenir Next" w:hAnsi="Avenir Next" w:cs="Avenir Next" w:eastAsia="Avenir Next"/>
-                <w:color w:val="1A1A1A"/>
-                <w:sz w:val="18"/>
+              <w:t xml:space="preserve">A point with a 0 coordinate is </w:t>
+            </w:r>
+            <w:r>
+              <w:rPr>
+                <w:rFonts w:ascii="Avenir Next" w:hAnsi="Avenir Next" w:cs="Avenir Next" w:eastAsia="Avenir Next"/>
+                <w:b/>
+                <w:color w:val="1A1A1A"/>
+                <w:sz w:val="22"/>
                 <w:szCs w:val="18"/>
               </w:rPr>
-              <w:t xml:space="preserve">A point with a 0 coordinate is </w:t>
-            </w:r>
-            <w:r>
-              <w:rPr>
-                <w:rFonts w:ascii="Avenir Next" w:hAnsi="Avenir Next" w:cs="Avenir Next" w:eastAsia="Avenir Next"/>
-                <w:b/>
-                <w:color w:val="1A1A1A"/>
-                <w:sz w:val="18"/>
-                <w:szCs w:val="18"/>
-              </w:rPr>
               <w:t xml:space="preserve">on an axis</w:t>
             </w:r>
             <w:r>
               <w:rPr>
                 <w:rFonts w:ascii="Avenir Next" w:hAnsi="Avenir Next" w:cs="Avenir Next" w:eastAsia="Avenir Next"/>
                 <w:color w:val="1A1A1A"/>
-                <w:sz w:val="18"/>
+                <w:sz w:val="22"/>
                 <w:szCs w:val="18"/>
               </w:rPr>
               <w:t xml:space="preserve">, not in a quadrant.</w:t>
@@ -368,6 +370,7 @@
           </w:tcPr>
           <w:p>
             <w:pPr>
+              <w:pStyle w:val="Heading2"/>
               <w:spacing w:before="0" w:after="0" w:line="240" w:lineRule="auto"/>
             </w:pPr>
             <w:r>
@@ -390,7 +393,7 @@
               <w:rPr>
                 <w:rFonts w:ascii="Avenir Next" w:hAnsi="Avenir Next" w:cs="Avenir Next" w:eastAsia="Avenir Next"/>
                 <w:color w:val="1A1A1A"/>
-                <w:sz w:val="17"/>
+                <w:sz w:val="22"/>
                 <w:szCs w:val="17"/>
               </w:rPr>
               <w:t xml:space="preserve">Plot (−3.5, 2) and name its quadrant.</w:t>
@@ -409,25 +412,25 @@
                 <w:rFonts w:ascii="Avenir Next" w:hAnsi="Avenir Next" w:cs="Avenir Next" w:eastAsia="Avenir Next"/>
                 <w:b/>
                 <w:color w:val="003A70"/>
+                <w:sz w:val="22"/>
+                <w:szCs w:val="17"/>
+              </w:rPr>
+              <w:t xml:space="preserve">Step 1</w:t>
+            </w:r>
+            <w:r>
+              <w:rPr>
+                <w:rFonts w:ascii="Avenir Next" w:hAnsi="Avenir Next" w:cs="Avenir Next" w:eastAsia="Avenir Next"/>
+                <w:color w:val="1A1A1A"/>
                 <w:sz w:val="17"/>
                 <w:szCs w:val="17"/>
               </w:rPr>
-              <w:t xml:space="preserve">Step 1</w:t>
-            </w:r>
-            <w:r>
-              <w:rPr>
-                <w:rFonts w:ascii="Avenir Next" w:hAnsi="Avenir Next" w:cs="Avenir Next" w:eastAsia="Avenir Next"/>
-                <w:color w:val="1A1A1A"/>
-                <w:sz w:val="17"/>
-                <w:szCs w:val="17"/>
-              </w:rPr>
               <w:tab/>
             </w:r>
             <w:r>
               <w:rPr>
                 <w:rFonts w:ascii="Avenir Next" w:hAnsi="Avenir Next" w:cs="Avenir Next" w:eastAsia="Avenir Next"/>
                 <w:color w:val="1A1A1A"/>
-                <w:sz w:val="17"/>
+                <w:sz w:val="22"/>
                 <w:szCs w:val="17"/>
               </w:rPr>
               <w:t xml:space="preserve">Start at the origin. Move left 3.5 units.</w:t>
@@ -446,25 +449,25 @@
                 <w:rFonts w:ascii="Avenir Next" w:hAnsi="Avenir Next" w:cs="Avenir Next" w:eastAsia="Avenir Next"/>
                 <w:b/>
                 <w:color w:val="003A70"/>
+                <w:sz w:val="22"/>
+                <w:szCs w:val="17"/>
+              </w:rPr>
+              <w:t xml:space="preserve">Step 2</w:t>
+            </w:r>
+            <w:r>
+              <w:rPr>
+                <w:rFonts w:ascii="Avenir Next" w:hAnsi="Avenir Next" w:cs="Avenir Next" w:eastAsia="Avenir Next"/>
+                <w:color w:val="1A1A1A"/>
                 <w:sz w:val="17"/>
                 <w:szCs w:val="17"/>
               </w:rPr>
-              <w:t xml:space="preserve">Step 2</w:t>
-            </w:r>
-            <w:r>
-              <w:rPr>
-                <w:rFonts w:ascii="Avenir Next" w:hAnsi="Avenir Next" w:cs="Avenir Next" w:eastAsia="Avenir Next"/>
-                <w:color w:val="1A1A1A"/>
-                <w:sz w:val="17"/>
-                <w:szCs w:val="17"/>
-              </w:rPr>
               <w:tab/>
             </w:r>
             <w:r>
               <w:rPr>
                 <w:rFonts w:ascii="Avenir Next" w:hAnsi="Avenir Next" w:cs="Avenir Next" w:eastAsia="Avenir Next"/>
                 <w:color w:val="1A1A1A"/>
-                <w:sz w:val="17"/>
+                <w:sz w:val="22"/>
                 <w:szCs w:val="17"/>
               </w:rPr>
               <w:t xml:space="preserve">Move up 2 units. Left and up is Quadrant II.</w:t>
@@ -483,18 +486,18 @@
                 <w:rFonts w:ascii="Avenir Next" w:hAnsi="Avenir Next" w:cs="Avenir Next" w:eastAsia="Avenir Next"/>
                 <w:b/>
                 <w:color w:val="1A1A1A"/>
+                <w:sz w:val="22"/>
+                <w:szCs w:val="17"/>
+              </w:rPr>
+              <w:t xml:space="preserve">Answer</w:t>
+            </w:r>
+            <w:r>
+              <w:rPr>
+                <w:rFonts w:ascii="Avenir Next" w:hAnsi="Avenir Next" w:cs="Avenir Next" w:eastAsia="Avenir Next"/>
+                <w:color w:val="1A1A1A"/>
                 <w:sz w:val="17"/>
                 <w:szCs w:val="17"/>
               </w:rPr>
-              <w:t xml:space="preserve">Answer</w:t>
-            </w:r>
-            <w:r>
-              <w:rPr>
-                <w:rFonts w:ascii="Avenir Next" w:hAnsi="Avenir Next" w:cs="Avenir Next" w:eastAsia="Avenir Next"/>
-                <w:color w:val="1A1A1A"/>
-                <w:sz w:val="17"/>
-                <w:szCs w:val="17"/>
-              </w:rPr>
               <w:tab/>
             </w:r>
             <w:r>
@@ -502,7 +505,7 @@
                 <w:rFonts w:ascii="Avenir Next" w:hAnsi="Avenir Next" w:cs="Avenir Next" w:eastAsia="Avenir Next"/>
                 <w:b/>
                 <w:color w:val="1A1A1A"/>
-                <w:sz w:val="17"/>
+                <w:sz w:val="22"/>
                 <w:szCs w:val="17"/>
               </w:rPr>
               <w:t xml:space="preserve">Quadrant II</w:t>
@@ -513,6 +516,7 @@
     </w:tbl>
     <w:p>
       <w:pPr>
+        <w:pStyle w:val="Heading2"/>
         <w:keepNext/>
         <w:pBdr>
           <w:bottom w:val="single" w:sz="8" w:space="3" w:color="003A70"/>
@@ -528,7 +532,7 @@
           <w:b/>
           <w:color w:val="003A70"/>
           <w:spacing w:val="14"/>
-          <w:sz w:val="19"/>
+          <w:sz w:val="22"/>
           <w:szCs w:val="19"/>
         </w:rPr>
         <w:t xml:space="preserve">PRACTICE</w:t>
@@ -547,7 +551,7 @@
           <w:rFonts w:ascii="Avenir Next" w:hAnsi="Avenir Next" w:cs="Avenir Next" w:eastAsia="Avenir Next"/>
           <w:i/>
           <w:color w:val="5A5F66"/>
-          <w:sz w:val="17"/>
+          <w:sz w:val="22"/>
           <w:szCs w:val="17"/>
         </w:rPr>
         <w:t xml:space="preserve">show your work · label units</w:t>
@@ -606,25 +610,25 @@
                 <w:rFonts w:ascii="Avenir Next" w:hAnsi="Avenir Next" w:cs="Avenir Next" w:eastAsia="Avenir Next"/>
                 <w:b/>
                 <w:color w:val="1A1A1A"/>
+                <w:sz w:val="22"/>
+                <w:szCs w:val="20"/>
+              </w:rPr>
+              <w:t xml:space="preserve">1.</w:t>
+            </w:r>
+            <w:r>
+              <w:rPr>
+                <w:rFonts w:ascii="Avenir Next" w:hAnsi="Avenir Next" w:cs="Avenir Next" w:eastAsia="Avenir Next"/>
+                <w:color w:val="1A1A1A"/>
                 <w:sz w:val="20"/>
                 <w:szCs w:val="20"/>
               </w:rPr>
-              <w:t xml:space="preserve">1.</w:t>
-            </w:r>
-            <w:r>
-              <w:rPr>
-                <w:rFonts w:ascii="Avenir Next" w:hAnsi="Avenir Next" w:cs="Avenir Next" w:eastAsia="Avenir Next"/>
-                <w:color w:val="1A1A1A"/>
-                <w:sz w:val="20"/>
-                <w:szCs w:val="20"/>
-              </w:rPr>
               <w:tab/>
             </w:r>
             <w:r>
               <w:rPr>
                 <w:rFonts w:ascii="Avenir Next" w:hAnsi="Avenir Next" w:cs="Avenir Next" w:eastAsia="Avenir Next"/>
                 <w:color w:val="1A1A1A"/>
-                <w:sz w:val="20"/>
+                <w:sz w:val="22"/>
                 <w:szCs w:val="20"/>
               </w:rPr>
               <w:t xml:space="preserve">Write the ordered pair for each point. Name its quadrant.</w:t>
@@ -678,7 +682,7 @@
                       <w:rFonts w:ascii="Avenir Next" w:hAnsi="Avenir Next" w:cs="Avenir Next" w:eastAsia="Avenir Next"/>
                       <w:b/>
                       <w:color w:val="1A1A1A"/>
-                      <w:sz w:val="19"/>
+                      <w:sz w:val="22"/>
                       <w:szCs w:val="19"/>
                     </w:rPr>
                     <w:t xml:space="preserve">Point</w:t>
@@ -701,7 +705,7 @@
                       <w:rFonts w:ascii="Avenir Next" w:hAnsi="Avenir Next" w:cs="Avenir Next" w:eastAsia="Avenir Next"/>
                       <w:b/>
                       <w:color w:val="1A1A1A"/>
-                      <w:sz w:val="19"/>
+                      <w:sz w:val="22"/>
                       <w:szCs w:val="19"/>
                     </w:rPr>
                     <w:t xml:space="preserve">Ordered pair</w:t>
@@ -724,7 +728,7 @@
                       <w:rFonts w:ascii="Avenir Next" w:hAnsi="Avenir Next" w:cs="Avenir Next" w:eastAsia="Avenir Next"/>
                       <w:b/>
                       <w:color w:val="1A1A1A"/>
-                      <w:sz w:val="19"/>
+                      <w:sz w:val="22"/>
                       <w:szCs w:val="19"/>
                     </w:rPr>
                     <w:t xml:space="preserve">Quadrant</w:t>
@@ -753,7 +757,7 @@
                       <w:rFonts w:ascii="Avenir Next" w:hAnsi="Avenir Next" w:cs="Avenir Next" w:eastAsia="Avenir Next"/>
                       <w:b/>
                       <w:color w:val="1A1A1A"/>
-                      <w:sz w:val="19"/>
+                      <w:sz w:val="22"/>
                       <w:szCs w:val="19"/>
                     </w:rPr>
                     <w:t xml:space="preserve">A</w:t>
@@ -804,7 +808,7 @@
                       <w:rFonts w:ascii="Avenir Next" w:hAnsi="Avenir Next" w:cs="Avenir Next" w:eastAsia="Avenir Next"/>
                       <w:b/>
                       <w:color w:val="1A1A1A"/>
-                      <w:sz w:val="19"/>
+                      <w:sz w:val="22"/>
                       <w:szCs w:val="19"/>
                     </w:rPr>
                     <w:t xml:space="preserve">B</w:t>
@@ -855,7 +859,7 @@
                       <w:rFonts w:ascii="Avenir Next" w:hAnsi="Avenir Next" w:cs="Avenir Next" w:eastAsia="Avenir Next"/>
                       <w:b/>
                       <w:color w:val="1A1A1A"/>
-                      <w:sz w:val="19"/>
+                      <w:sz w:val="22"/>
                       <w:szCs w:val="19"/>
                     </w:rPr>
                     <w:t xml:space="preserve">C</w:t>
@@ -906,7 +910,7 @@
                       <w:rFonts w:ascii="Avenir Next" w:hAnsi="Avenir Next" w:cs="Avenir Next" w:eastAsia="Avenir Next"/>
                       <w:b/>
                       <w:color w:val="1A1A1A"/>
-                      <w:sz w:val="19"/>
+                      <w:sz w:val="22"/>
                       <w:szCs w:val="19"/>
                     </w:rPr>
                     <w:t xml:space="preserve">D</w:t>
@@ -960,7 +964,7 @@
               <w:drawing>
                 <wp:inline distT="0" distB="0" distL="0" distR="0">
                   <wp:extent cx="1828800" cy="1845128"/>
-                  <wp:docPr id="1" name="Figure 1"/>
+                  <wp:docPr id="1" name="Figure 1" descr="Coordinate grid. Horizontal axis x: -5 to 5, ticks every 1. Vertical axis y: -5 to 5, ticks every 1. Points: x: 4; y: 3; label: A, x: -4; y: 2; label: B, x: -2; y: -4; label: C, x: 3; y: -4; label: D."/>
                   <a:graphic xmlns:a="http://schemas.openxmlformats.org/drawingml/2006/main">
                     <a:graphicData uri="http://schemas.openxmlformats.org/drawingml/2006/picture">
                       <pic:pic xmlns:pic="http://schemas.openxmlformats.org/drawingml/2006/picture">
@@ -1051,18 +1055,18 @@
                 <w:rFonts w:ascii="Avenir Next" w:hAnsi="Avenir Next" w:cs="Avenir Next" w:eastAsia="Avenir Next"/>
                 <w:b/>
                 <w:color w:val="1A1A1A"/>
+                <w:sz w:val="22"/>
+                <w:szCs w:val="20"/>
+              </w:rPr>
+              <w:t xml:space="preserve">2.</w:t>
+            </w:r>
+            <w:r>
+              <w:rPr>
+                <w:rFonts w:ascii="Avenir Next" w:hAnsi="Avenir Next" w:cs="Avenir Next" w:eastAsia="Avenir Next"/>
+                <w:color w:val="1A1A1A"/>
                 <w:sz w:val="20"/>
                 <w:szCs w:val="20"/>
               </w:rPr>
-              <w:t xml:space="preserve">2.</w:t>
-            </w:r>
-            <w:r>
-              <w:rPr>
-                <w:rFonts w:ascii="Avenir Next" w:hAnsi="Avenir Next" w:cs="Avenir Next" w:eastAsia="Avenir Next"/>
-                <w:color w:val="1A1A1A"/>
-                <w:sz w:val="20"/>
-                <w:szCs w:val="20"/>
-              </w:rPr>
               <w:tab/>
             </w:r>
             <w:r>
@@ -1070,7 +1074,7 @@
                 <w:rFonts w:ascii="Avenir Next" w:hAnsi="Avenir Next" w:cs="Avenir Next" w:eastAsia="Avenir Next"/>
                 <w:b/>
                 <w:color w:val="1A1A1A"/>
-                <w:sz w:val="20"/>
+                <w:sz w:val="22"/>
                 <w:szCs w:val="20"/>
               </w:rPr>
               <w:t xml:space="preserve">Town Map.  </w:t>
@@ -1079,7 +1083,7 @@
               <w:rPr>
                 <w:rFonts w:ascii="Avenir Next" w:hAnsi="Avenir Next" w:cs="Avenir Next" w:eastAsia="Avenir Next"/>
                 <w:color w:val="1A1A1A"/>
-                <w:sz w:val="20"/>
+                <w:sz w:val="22"/>
                 <w:szCs w:val="20"/>
               </w:rPr>
               <w:t xml:space="preserve">The library is at the origin. Plot and label each place: Park P(2, 4), Pool Q(−4, −1), School S(−3.5, 3), Garden G(4, −2.5).</w:t>
@@ -1098,17 +1102,17 @@
               <w:rPr>
                 <w:rFonts w:ascii="Avenir Next" w:hAnsi="Avenir Next" w:cs="Avenir Next" w:eastAsia="Avenir Next"/>
                 <w:color w:val="1A1A1A"/>
+                <w:sz w:val="22"/>
+                <w:szCs w:val="20"/>
+              </w:rPr>
+              <w:t xml:space="preserve">Which place is in Quadrant III? </w:t>
+            </w:r>
+            <w:r>
+              <w:rPr>
+                <w:rFonts w:ascii="Avenir Next" w:hAnsi="Avenir Next" w:cs="Avenir Next" w:eastAsia="Avenir Next"/>
+                <w:color w:val="1A1A1A"/>
                 <w:sz w:val="20"/>
                 <w:szCs w:val="20"/>
-              </w:rPr>
-              <w:t xml:space="preserve">Which place is in Quadrant III? </w:t>
-            </w:r>
-            <w:r>
-              <w:rPr>
-                <w:rFonts w:ascii="Avenir Next" w:hAnsi="Avenir Next" w:cs="Avenir Next" w:eastAsia="Avenir Next"/>
-                <w:color w:val="1A1A1A"/>
-                <w:sz w:val="20"/>
-                <w:szCs w:val="20"/>
                 <w:u w:val="single"/>
               </w:rPr>
               <w:t xml:space="preserve">            </w:t>
@@ -1117,7 +1121,7 @@
               <w:rPr>
                 <w:rFonts w:ascii="Avenir Next" w:hAnsi="Avenir Next" w:cs="Avenir Next" w:eastAsia="Avenir Next"/>
                 <w:color w:val="1A1A1A"/>
-                <w:sz w:val="20"/>
+                <w:sz w:val="22"/>
                 <w:szCs w:val="20"/>
               </w:rPr>
               <w:t xml:space="preserve">  Quadrant IV? </w:t>
@@ -1151,7 +1155,7 @@
               <w:drawing>
                 <wp:inline distT="0" distB="0" distL="0" distR="0">
                   <wp:extent cx="1828800" cy="1845128"/>
-                  <wp:docPr id="2" name="Figure 2"/>
+                  <wp:docPr id="2" name="Figure 2" descr="Coordinate grid. Horizontal axis x: -5 to 5, ticks every 1. Vertical axis y: -5 to 5, ticks every 1. Blank grid for the student to plot."/>
                   <a:graphic xmlns:a="http://schemas.openxmlformats.org/drawingml/2006/main">
                     <a:graphicData uri="http://schemas.openxmlformats.org/drawingml/2006/picture">
                       <pic:pic xmlns:pic="http://schemas.openxmlformats.org/drawingml/2006/picture">
@@ -1203,25 +1207,25 @@
           <w:rFonts w:ascii="Avenir Next" w:hAnsi="Avenir Next" w:cs="Avenir Next" w:eastAsia="Avenir Next"/>
           <w:b/>
           <w:color w:val="1A1A1A"/>
+          <w:sz w:val="22"/>
+          <w:szCs w:val="20"/>
+        </w:rPr>
+        <w:t xml:space="preserve">3.</w:t>
+      </w:r>
+      <w:r>
+        <w:rPr>
+          <w:rFonts w:ascii="Avenir Next" w:hAnsi="Avenir Next" w:cs="Avenir Next" w:eastAsia="Avenir Next"/>
+          <w:color w:val="1A1A1A"/>
           <w:sz w:val="20"/>
           <w:szCs w:val="20"/>
         </w:rPr>
-        <w:t xml:space="preserve">3.</w:t>
-      </w:r>
-      <w:r>
-        <w:rPr>
-          <w:rFonts w:ascii="Avenir Next" w:hAnsi="Avenir Next" w:cs="Avenir Next" w:eastAsia="Avenir Next"/>
-          <w:color w:val="1A1A1A"/>
-          <w:sz w:val="20"/>
-          <w:szCs w:val="20"/>
-        </w:rPr>
         <w:tab/>
       </w:r>
       <w:r>
         <w:rPr>
           <w:rFonts w:ascii="Avenir Next" w:hAnsi="Avenir Next" w:cs="Avenir Next" w:eastAsia="Avenir Next"/>
           <w:color w:val="1A1A1A"/>
-          <w:sz w:val="20"/>
+          <w:sz w:val="22"/>
           <w:szCs w:val="20"/>
         </w:rPr>
         <w:t xml:space="preserve">Name the quadrant or axis for each point.</w:t>
@@ -1277,25 +1281,25 @@
                 <w:rFonts w:ascii="Avenir Next" w:hAnsi="Avenir Next" w:cs="Avenir Next" w:eastAsia="Avenir Next"/>
                 <w:b/>
                 <w:color w:val="003A70"/>
+                <w:sz w:val="22"/>
+                <w:szCs w:val="20"/>
+              </w:rPr>
+              <w:t xml:space="preserve">a.</w:t>
+            </w:r>
+            <w:r>
+              <w:rPr>
+                <w:rFonts w:ascii="Avenir Next" w:hAnsi="Avenir Next" w:cs="Avenir Next" w:eastAsia="Avenir Next"/>
+                <w:color w:val="1A1A1A"/>
                 <w:sz w:val="20"/>
                 <w:szCs w:val="20"/>
               </w:rPr>
-              <w:t xml:space="preserve">a.</w:t>
-            </w:r>
-            <w:r>
-              <w:rPr>
-                <w:rFonts w:ascii="Avenir Next" w:hAnsi="Avenir Next" w:cs="Avenir Next" w:eastAsia="Avenir Next"/>
-                <w:color w:val="1A1A1A"/>
-                <w:sz w:val="20"/>
-                <w:szCs w:val="20"/>
-              </w:rPr>
               <w:tab/>
             </w:r>
             <w:r>
               <w:rPr>
                 <w:rFonts w:ascii="Avenir Next" w:hAnsi="Avenir Next" w:cs="Avenir Next" w:eastAsia="Avenir Next"/>
                 <w:color w:val="1A1A1A"/>
-                <w:sz w:val="20"/>
+                <w:sz w:val="22"/>
                 <w:szCs w:val="20"/>
               </w:rPr>
               <w:t xml:space="preserve">(−7, −2)</w:t>
@@ -1339,25 +1343,25 @@
                 <w:rFonts w:ascii="Avenir Next" w:hAnsi="Avenir Next" w:cs="Avenir Next" w:eastAsia="Avenir Next"/>
                 <w:b/>
                 <w:color w:val="003A70"/>
+                <w:sz w:val="22"/>
+                <w:szCs w:val="20"/>
+              </w:rPr>
+              <w:t xml:space="preserve">b.</w:t>
+            </w:r>
+            <w:r>
+              <w:rPr>
+                <w:rFonts w:ascii="Avenir Next" w:hAnsi="Avenir Next" w:cs="Avenir Next" w:eastAsia="Avenir Next"/>
+                <w:color w:val="1A1A1A"/>
                 <w:sz w:val="20"/>
                 <w:szCs w:val="20"/>
               </w:rPr>
-              <w:t xml:space="preserve">b.</w:t>
-            </w:r>
-            <w:r>
-              <w:rPr>
-                <w:rFonts w:ascii="Avenir Next" w:hAnsi="Avenir Next" w:cs="Avenir Next" w:eastAsia="Avenir Next"/>
-                <w:color w:val="1A1A1A"/>
-                <w:sz w:val="20"/>
-                <w:szCs w:val="20"/>
-              </w:rPr>
               <w:tab/>
             </w:r>
             <w:r>
               <w:rPr>
                 <w:rFonts w:ascii="Avenir Next" w:hAnsi="Avenir Next" w:cs="Avenir Next" w:eastAsia="Avenir Next"/>
                 <w:color w:val="1A1A1A"/>
-                <w:sz w:val="20"/>
+                <w:sz w:val="22"/>
                 <w:szCs w:val="20"/>
               </w:rPr>
               <w:t xml:space="preserve">(8, −1)</w:t>
@@ -1401,25 +1405,25 @@
                 <w:rFonts w:ascii="Avenir Next" w:hAnsi="Avenir Next" w:cs="Avenir Next" w:eastAsia="Avenir Next"/>
                 <w:b/>
                 <w:color w:val="003A70"/>
+                <w:sz w:val="22"/>
+                <w:szCs w:val="20"/>
+              </w:rPr>
+              <w:t xml:space="preserve">c.</w:t>
+            </w:r>
+            <w:r>
+              <w:rPr>
+                <w:rFonts w:ascii="Avenir Next" w:hAnsi="Avenir Next" w:cs="Avenir Next" w:eastAsia="Avenir Next"/>
+                <w:color w:val="1A1A1A"/>
                 <w:sz w:val="20"/>
                 <w:szCs w:val="20"/>
               </w:rPr>
-              <w:t xml:space="preserve">c.</w:t>
-            </w:r>
-            <w:r>
-              <w:rPr>
-                <w:rFonts w:ascii="Avenir Next" w:hAnsi="Avenir Next" w:cs="Avenir Next" w:eastAsia="Avenir Next"/>
-                <w:color w:val="1A1A1A"/>
-                <w:sz w:val="20"/>
-                <w:szCs w:val="20"/>
-              </w:rPr>
               <w:tab/>
             </w:r>
             <w:r>
               <w:rPr>
                 <w:rFonts w:ascii="Avenir Next" w:hAnsi="Avenir Next" w:cs="Avenir Next" w:eastAsia="Avenir Next"/>
                 <w:color w:val="1A1A1A"/>
-                <w:sz w:val="20"/>
+                <w:sz w:val="22"/>
                 <w:szCs w:val="20"/>
               </w:rPr>
               <w:t xml:space="preserve">(0, 6)</w:t>
@@ -1469,25 +1473,25 @@
                 <w:rFonts w:ascii="Avenir Next" w:hAnsi="Avenir Next" w:cs="Avenir Next" w:eastAsia="Avenir Next"/>
                 <w:b/>
                 <w:color w:val="003A70"/>
+                <w:sz w:val="22"/>
+                <w:szCs w:val="20"/>
+              </w:rPr>
+              <w:t xml:space="preserve">d.</w:t>
+            </w:r>
+            <w:r>
+              <w:rPr>
+                <w:rFonts w:ascii="Avenir Next" w:hAnsi="Avenir Next" w:cs="Avenir Next" w:eastAsia="Avenir Next"/>
+                <w:color w:val="1A1A1A"/>
                 <w:sz w:val="20"/>
                 <w:szCs w:val="20"/>
               </w:rPr>
-              <w:t xml:space="preserve">d.</w:t>
-            </w:r>
-            <w:r>
-              <w:rPr>
-                <w:rFonts w:ascii="Avenir Next" w:hAnsi="Avenir Next" w:cs="Avenir Next" w:eastAsia="Avenir Next"/>
-                <w:color w:val="1A1A1A"/>
-                <w:sz w:val="20"/>
-                <w:szCs w:val="20"/>
-              </w:rPr>
               <w:tab/>
             </w:r>
             <w:r>
               <w:rPr>
                 <w:rFonts w:ascii="Avenir Next" w:hAnsi="Avenir Next" w:cs="Avenir Next" w:eastAsia="Avenir Next"/>
                 <w:color w:val="1A1A1A"/>
-                <w:sz w:val="20"/>
+                <w:sz w:val="22"/>
                 <w:szCs w:val="20"/>
               </w:rPr>
               <w:t xml:space="preserve">(−1.5, 4)</w:t>
@@ -1531,25 +1535,25 @@
                 <w:rFonts w:ascii="Avenir Next" w:hAnsi="Avenir Next" w:cs="Avenir Next" w:eastAsia="Avenir Next"/>
                 <w:b/>
                 <w:color w:val="003A70"/>
+                <w:sz w:val="22"/>
+                <w:szCs w:val="20"/>
+              </w:rPr>
+              <w:t xml:space="preserve">e.</w:t>
+            </w:r>
+            <w:r>
+              <w:rPr>
+                <w:rFonts w:ascii="Avenir Next" w:hAnsi="Avenir Next" w:cs="Avenir Next" w:eastAsia="Avenir Next"/>
+                <w:color w:val="1A1A1A"/>
                 <w:sz w:val="20"/>
                 <w:szCs w:val="20"/>
               </w:rPr>
-              <w:t xml:space="preserve">e.</w:t>
-            </w:r>
-            <w:r>
-              <w:rPr>
-                <w:rFonts w:ascii="Avenir Next" w:hAnsi="Avenir Next" w:cs="Avenir Next" w:eastAsia="Avenir Next"/>
-                <w:color w:val="1A1A1A"/>
-                <w:sz w:val="20"/>
-                <w:szCs w:val="20"/>
-              </w:rPr>
               <w:tab/>
             </w:r>
             <w:r>
               <w:rPr>
                 <w:rFonts w:ascii="Avenir Next" w:hAnsi="Avenir Next" w:cs="Avenir Next" w:eastAsia="Avenir Next"/>
                 <w:color w:val="1A1A1A"/>
-                <w:sz w:val="20"/>
+                <w:sz w:val="22"/>
                 <w:szCs w:val="20"/>
               </w:rPr>
               <w:t xml:space="preserve">(−9, 0)</w:t>
@@ -1593,25 +1597,25 @@
                 <w:rFonts w:ascii="Avenir Next" w:hAnsi="Avenir Next" w:cs="Avenir Next" w:eastAsia="Avenir Next"/>
                 <w:b/>
                 <w:color w:val="003A70"/>
+                <w:sz w:val="22"/>
+                <w:szCs w:val="20"/>
+              </w:rPr>
+              <w:t xml:space="preserve">f.</w:t>
+            </w:r>
+            <w:r>
+              <w:rPr>
+                <w:rFonts w:ascii="Avenir Next" w:hAnsi="Avenir Next" w:cs="Avenir Next" w:eastAsia="Avenir Next"/>
+                <w:color w:val="1A1A1A"/>
                 <w:sz w:val="20"/>
                 <w:szCs w:val="20"/>
               </w:rPr>
-              <w:t xml:space="preserve">f.</w:t>
-            </w:r>
-            <w:r>
-              <w:rPr>
-                <w:rFonts w:ascii="Avenir Next" w:hAnsi="Avenir Next" w:cs="Avenir Next" w:eastAsia="Avenir Next"/>
-                <w:color w:val="1A1A1A"/>
-                <w:sz w:val="20"/>
-                <w:szCs w:val="20"/>
-              </w:rPr>
               <w:tab/>
             </w:r>
             <w:r>
               <w:rPr>
                 <w:rFonts w:ascii="Avenir Next" w:hAnsi="Avenir Next" w:cs="Avenir Next" w:eastAsia="Avenir Next"/>
                 <w:color w:val="1A1A1A"/>
-                <w:sz w:val="20"/>
+                <w:sz w:val="22"/>
                 <w:szCs w:val="20"/>
               </w:rPr>
               <w:t xml:space="preserve">(2.5, −6)</w:t>
@@ -1658,35 +1662,35 @@
           <w:rFonts w:ascii="Avenir Next" w:hAnsi="Avenir Next" w:cs="Avenir Next" w:eastAsia="Avenir Next"/>
           <w:b/>
           <w:color w:val="1A1A1A"/>
+          <w:sz w:val="22"/>
+          <w:szCs w:val="20"/>
+        </w:rPr>
+        <w:t xml:space="preserve">4.</w:t>
+      </w:r>
+      <w:r>
+        <w:rPr>
+          <w:rFonts w:ascii="Avenir Next" w:hAnsi="Avenir Next" w:cs="Avenir Next" w:eastAsia="Avenir Next"/>
+          <w:color w:val="1A1A1A"/>
           <w:sz w:val="20"/>
           <w:szCs w:val="20"/>
         </w:rPr>
-        <w:t xml:space="preserve">4.</w:t>
-      </w:r>
-      <w:r>
-        <w:rPr>
-          <w:rFonts w:ascii="Avenir Next" w:hAnsi="Avenir Next" w:cs="Avenir Next" w:eastAsia="Avenir Next"/>
-          <w:color w:val="1A1A1A"/>
-          <w:sz w:val="20"/>
+        <w:tab/>
+      </w:r>
+      <w:r>
+        <w:rPr>
+          <w:rFonts w:ascii="Avenir Next" w:hAnsi="Avenir Next" w:cs="Avenir Next" w:eastAsia="Avenir Next"/>
+          <w:b/>
+          <w:color w:val="1A1A1A"/>
+          <w:sz w:val="22"/>
           <w:szCs w:val="20"/>
         </w:rPr>
-        <w:tab/>
-      </w:r>
-      <w:r>
-        <w:rPr>
-          <w:rFonts w:ascii="Avenir Next" w:hAnsi="Avenir Next" w:cs="Avenir Next" w:eastAsia="Avenir Next"/>
-          <w:b/>
-          <w:color w:val="1A1A1A"/>
-          <w:sz w:val="20"/>
-          <w:szCs w:val="20"/>
-        </w:rPr>
         <w:t xml:space="preserve">Reasoning.  </w:t>
       </w:r>
       <w:r>
         <w:rPr>
           <w:rFonts w:ascii="Avenir Next" w:hAnsi="Avenir Next" w:cs="Avenir Next" w:eastAsia="Avenir Next"/>
           <w:color w:val="1A1A1A"/>
-          <w:sz w:val="20"/>
+          <w:sz w:val="22"/>
           <w:szCs w:val="20"/>
         </w:rPr>
         <w:t xml:space="preserve">Malia says (−3, 5) and (5, −3) name the same point. Is she right? Explain.</w:t>
@@ -1807,6 +1811,7 @@
           </w:tcPr>
           <w:p>
             <w:pPr>
+              <w:pStyle w:val="Heading2"/>
               <w:spacing w:before="0" w:after="0" w:line="240" w:lineRule="auto"/>
             </w:pPr>
             <w:r>
@@ -1844,7 +1849,7 @@
               <w:rPr>
                 <w:rFonts w:ascii="Avenir Next" w:hAnsi="Avenir Next" w:cs="Avenir Next" w:eastAsia="Avenir Next"/>
                 <w:color w:val="1A1A1A"/>
-                <w:sz w:val="17"/>
+                <w:sz w:val="22"/>
                 <w:szCs w:val="17"/>
               </w:rPr>
               <w:t xml:space="preserve">  I can do this on my own</w:t>
@@ -1873,7 +1878,7 @@
               <w:rPr>
                 <w:rFonts w:ascii="Avenir Next" w:hAnsi="Avenir Next" w:cs="Avenir Next" w:eastAsia="Avenir Next"/>
                 <w:color w:val="1A1A1A"/>
-                <w:sz w:val="17"/>
+                <w:sz w:val="22"/>
                 <w:szCs w:val="17"/>
               </w:rPr>
               <w:t xml:space="preserve">  I need a little help</w:t>
@@ -1902,7 +1907,7 @@
               <w:rPr>
                 <w:rFonts w:ascii="Avenir Next" w:hAnsi="Avenir Next" w:cs="Avenir Next" w:eastAsia="Avenir Next"/>
                 <w:color w:val="1A1A1A"/>
-                <w:sz w:val="17"/>
+                <w:sz w:val="22"/>
                 <w:szCs w:val="17"/>
               </w:rPr>
               <w:t xml:space="preserve">  I have a question about #</w:t>
@@ -1940,7 +1945,7 @@
         <w:rPr>
           <w:rFonts w:ascii="Avenir Next" w:hAnsi="Avenir Next" w:cs="Avenir Next" w:eastAsia="Avenir Next"/>
           <w:color w:val="5A5F66"/>
-          <w:sz w:val="17"/>
+          <w:sz w:val="22"/>
           <w:szCs w:val="17"/>
         </w:rPr>
         <w:t xml:space="preserve">With someone at home, name a quadrant. Take turns saying an ordered pair that lands in it.</w:t>
@@ -1960,10 +1965,28 @@
         <w:rPr>
           <w:rFonts w:ascii="Avenir Next" w:hAnsi="Avenir Next" w:cs="Avenir Next" w:eastAsia="Avenir Next"/>
           <w:color w:val="1A1A1A"/>
+          <w:sz w:val="22"/>
+          <w:szCs w:val="20"/>
+        </w:rPr>
+        <w:t xml:space="preserve">Name</w:t>
+      </w:r>
+      <w:r>
+        <w:rPr>
+          <w:rFonts w:ascii="Avenir Next" w:hAnsi="Avenir Next" w:cs="Avenir Next" w:eastAsia="Avenir Next"/>
+          <w:color w:val="1A1A1A"/>
           <w:sz w:val="20"/>
           <w:szCs w:val="20"/>
         </w:rPr>
-        <w:t xml:space="preserve">Name</w:t>
+        <w:tab/>
+      </w:r>
+      <w:r>
+        <w:rPr>
+          <w:rFonts w:ascii="Avenir Next" w:hAnsi="Avenir Next" w:cs="Avenir Next" w:eastAsia="Avenir Next"/>
+          <w:color w:val="1A1A1A"/>
+          <w:sz w:val="22"/>
+          <w:szCs w:val="20"/>
+        </w:rPr>
+        <w:t xml:space="preserve">   Date</w:t>
       </w:r>
       <w:r>
         <w:rPr>
@@ -1978,25 +2001,7 @@
         <w:rPr>
           <w:rFonts w:ascii="Avenir Next" w:hAnsi="Avenir Next" w:cs="Avenir Next" w:eastAsia="Avenir Next"/>
           <w:color w:val="1A1A1A"/>
-          <w:sz w:val="20"/>
-          <w:szCs w:val="20"/>
-        </w:rPr>
-        <w:t xml:space="preserve">   Date</w:t>
-      </w:r>
-      <w:r>
-        <w:rPr>
-          <w:rFonts w:ascii="Avenir Next" w:hAnsi="Avenir Next" w:cs="Avenir Next" w:eastAsia="Avenir Next"/>
-          <w:color w:val="1A1A1A"/>
-          <w:sz w:val="20"/>
-          <w:szCs w:val="20"/>
-        </w:rPr>
-        <w:tab/>
-      </w:r>
-      <w:r>
-        <w:rPr>
-          <w:rFonts w:ascii="Avenir Next" w:hAnsi="Avenir Next" w:cs="Avenir Next" w:eastAsia="Avenir Next"/>
-          <w:color w:val="1A1A1A"/>
-          <w:sz w:val="20"/>
+          <w:sz w:val="22"/>
           <w:szCs w:val="20"/>
         </w:rPr>
         <w:t xml:space="preserve">   Period</w:t>
@@ -2023,7 +2028,7 @@
           <w:caps/>
           <w:color w:val="003A70"/>
           <w:spacing w:val="12"/>
-          <w:sz w:val="19"/>
+          <w:sz w:val="22"/>
           <w:szCs w:val="19"/>
         </w:rPr>
         <w:t xml:space="preserve">Lesson 7-5  ·  Homework Packet  ·  Sheet 2 of 2</w:t>
@@ -2031,6 +2036,7 @@
     </w:p>
     <w:p>
       <w:pPr>
+        <w:pStyle w:val="Heading1"/>
         <w:keepNext/>
         <w:spacing w:before="0" w:after="0" w:line="240" w:lineRule="auto"/>
       </w:pPr>
@@ -2056,7 +2062,7 @@
         <w:rPr>
           <w:rFonts w:ascii="Avenir Next" w:hAnsi="Avenir Next" w:cs="Avenir Next" w:eastAsia="Avenir Next"/>
           <w:color w:val="5A5F66"/>
-          <w:sz w:val="17"/>
+          <w:sz w:val="22"/>
           <w:szCs w:val="17"/>
         </w:rPr>
         <w:t xml:space="preserve">Maryland Standard 6.NS.C.6b   ·   Learning target — I can reflect a point across the x-axis or the y-axis and name the new coordinates.</w:t>
@@ -2103,6 +2109,7 @@
           </w:tcPr>
           <w:p>
             <w:pPr>
+              <w:pStyle w:val="Heading2"/>
               <w:spacing w:before="0" w:after="0" w:line="240" w:lineRule="auto"/>
             </w:pPr>
             <w:r>
@@ -2130,54 +2137,54 @@
                 <w:rFonts w:ascii="Avenir Next" w:hAnsi="Avenir Next" w:cs="Avenir Next" w:eastAsia="Avenir Next"/>
                 <w:b/>
                 <w:color w:val="003A70"/>
+                <w:sz w:val="22"/>
+                <w:szCs w:val="18"/>
+              </w:rPr>
+              <w:t xml:space="preserve">•</w:t>
+            </w:r>
+            <w:r>
+              <w:rPr>
+                <w:rFonts w:ascii="Avenir Next" w:hAnsi="Avenir Next" w:cs="Avenir Next" w:eastAsia="Avenir Next"/>
+                <w:color w:val="1A1A1A"/>
                 <w:sz w:val="18"/>
                 <w:szCs w:val="18"/>
               </w:rPr>
-              <w:t xml:space="preserve">•</w:t>
-            </w:r>
-            <w:r>
-              <w:rPr>
-                <w:rFonts w:ascii="Avenir Next" w:hAnsi="Avenir Next" w:cs="Avenir Next" w:eastAsia="Avenir Next"/>
-                <w:color w:val="1A1A1A"/>
-                <w:sz w:val="18"/>
+              <w:tab/>
+            </w:r>
+            <w:r>
+              <w:rPr>
+                <w:rFonts w:ascii="Avenir Next" w:hAnsi="Avenir Next" w:cs="Avenir Next" w:eastAsia="Avenir Next"/>
+                <w:b/>
+                <w:color w:val="1A1A1A"/>
+                <w:sz w:val="22"/>
                 <w:szCs w:val="18"/>
               </w:rPr>
-              <w:tab/>
-            </w:r>
-            <w:r>
-              <w:rPr>
-                <w:rFonts w:ascii="Avenir Next" w:hAnsi="Avenir Next" w:cs="Avenir Next" w:eastAsia="Avenir Next"/>
-                <w:b/>
-                <w:color w:val="1A1A1A"/>
-                <w:sz w:val="18"/>
+              <w:t xml:space="preserve">x-axis</w:t>
+            </w:r>
+            <w:r>
+              <w:rPr>
+                <w:rFonts w:ascii="Avenir Next" w:hAnsi="Avenir Next" w:cs="Avenir Next" w:eastAsia="Avenir Next"/>
+                <w:color w:val="1A1A1A"/>
+                <w:sz w:val="22"/>
                 <w:szCs w:val="18"/>
               </w:rPr>
-              <w:t xml:space="preserve">x-axis</w:t>
-            </w:r>
-            <w:r>
-              <w:rPr>
-                <w:rFonts w:ascii="Avenir Next" w:hAnsi="Avenir Next" w:cs="Avenir Next" w:eastAsia="Avenir Next"/>
-                <w:color w:val="1A1A1A"/>
-                <w:sz w:val="18"/>
+              <w:t xml:space="preserve"> reflection: flip the sign of </w:t>
+            </w:r>
+            <w:r>
+              <w:rPr>
+                <w:rFonts w:ascii="Avenir Next" w:hAnsi="Avenir Next" w:cs="Avenir Next" w:eastAsia="Avenir Next"/>
+                <w:i/>
+                <w:color w:val="1A1A1A"/>
+                <w:sz w:val="22"/>
                 <w:szCs w:val="18"/>
               </w:rPr>
-              <w:t xml:space="preserve"> reflection: flip the sign of </w:t>
-            </w:r>
-            <w:r>
-              <w:rPr>
-                <w:rFonts w:ascii="Avenir Next" w:hAnsi="Avenir Next" w:cs="Avenir Next" w:eastAsia="Avenir Next"/>
-                <w:i/>
-                <w:color w:val="1A1A1A"/>
-                <w:sz w:val="18"/>
-                <w:szCs w:val="18"/>
-              </w:rPr>
               <w:t xml:space="preserve">y</w:t>
             </w:r>
             <w:r>
               <w:rPr>
                 <w:rFonts w:ascii="Avenir Next" w:hAnsi="Avenir Next" w:cs="Avenir Next" w:eastAsia="Avenir Next"/>
                 <w:color w:val="1A1A1A"/>
-                <w:sz w:val="18"/>
+                <w:sz w:val="22"/>
                 <w:szCs w:val="18"/>
               </w:rPr>
               <w:t xml:space="preserve">. (3, 4) becomes (3, −4).</w:t>
@@ -2196,54 +2203,54 @@
                 <w:rFonts w:ascii="Avenir Next" w:hAnsi="Avenir Next" w:cs="Avenir Next" w:eastAsia="Avenir Next"/>
                 <w:b/>
                 <w:color w:val="003A70"/>
+                <w:sz w:val="22"/>
+                <w:szCs w:val="18"/>
+              </w:rPr>
+              <w:t xml:space="preserve">•</w:t>
+            </w:r>
+            <w:r>
+              <w:rPr>
+                <w:rFonts w:ascii="Avenir Next" w:hAnsi="Avenir Next" w:cs="Avenir Next" w:eastAsia="Avenir Next"/>
+                <w:color w:val="1A1A1A"/>
                 <w:sz w:val="18"/>
                 <w:szCs w:val="18"/>
               </w:rPr>
-              <w:t xml:space="preserve">•</w:t>
-            </w:r>
-            <w:r>
-              <w:rPr>
-                <w:rFonts w:ascii="Avenir Next" w:hAnsi="Avenir Next" w:cs="Avenir Next" w:eastAsia="Avenir Next"/>
-                <w:color w:val="1A1A1A"/>
-                <w:sz w:val="18"/>
+              <w:tab/>
+            </w:r>
+            <w:r>
+              <w:rPr>
+                <w:rFonts w:ascii="Avenir Next" w:hAnsi="Avenir Next" w:cs="Avenir Next" w:eastAsia="Avenir Next"/>
+                <w:b/>
+                <w:color w:val="1A1A1A"/>
+                <w:sz w:val="22"/>
                 <w:szCs w:val="18"/>
               </w:rPr>
-              <w:tab/>
-            </w:r>
-            <w:r>
-              <w:rPr>
-                <w:rFonts w:ascii="Avenir Next" w:hAnsi="Avenir Next" w:cs="Avenir Next" w:eastAsia="Avenir Next"/>
-                <w:b/>
-                <w:color w:val="1A1A1A"/>
-                <w:sz w:val="18"/>
+              <w:t xml:space="preserve">y-axis</w:t>
+            </w:r>
+            <w:r>
+              <w:rPr>
+                <w:rFonts w:ascii="Avenir Next" w:hAnsi="Avenir Next" w:cs="Avenir Next" w:eastAsia="Avenir Next"/>
+                <w:color w:val="1A1A1A"/>
+                <w:sz w:val="22"/>
                 <w:szCs w:val="18"/>
               </w:rPr>
-              <w:t xml:space="preserve">y-axis</w:t>
-            </w:r>
-            <w:r>
-              <w:rPr>
-                <w:rFonts w:ascii="Avenir Next" w:hAnsi="Avenir Next" w:cs="Avenir Next" w:eastAsia="Avenir Next"/>
-                <w:color w:val="1A1A1A"/>
-                <w:sz w:val="18"/>
+              <w:t xml:space="preserve"> reflection: flip the sign of </w:t>
+            </w:r>
+            <w:r>
+              <w:rPr>
+                <w:rFonts w:ascii="Avenir Next" w:hAnsi="Avenir Next" w:cs="Avenir Next" w:eastAsia="Avenir Next"/>
+                <w:i/>
+                <w:color w:val="1A1A1A"/>
+                <w:sz w:val="22"/>
                 <w:szCs w:val="18"/>
               </w:rPr>
-              <w:t xml:space="preserve"> reflection: flip the sign of </w:t>
-            </w:r>
-            <w:r>
-              <w:rPr>
-                <w:rFonts w:ascii="Avenir Next" w:hAnsi="Avenir Next" w:cs="Avenir Next" w:eastAsia="Avenir Next"/>
-                <w:i/>
-                <w:color w:val="1A1A1A"/>
-                <w:sz w:val="18"/>
-                <w:szCs w:val="18"/>
-              </w:rPr>
               <w:t xml:space="preserve">x</w:t>
             </w:r>
             <w:r>
               <w:rPr>
                 <w:rFonts w:ascii="Avenir Next" w:hAnsi="Avenir Next" w:cs="Avenir Next" w:eastAsia="Avenir Next"/>
                 <w:color w:val="1A1A1A"/>
-                <w:sz w:val="18"/>
+                <w:sz w:val="22"/>
                 <w:szCs w:val="18"/>
               </w:rPr>
               <w:t xml:space="preserve">. (3, 4) becomes (−3, 4).</w:t>
@@ -2262,44 +2269,44 @@
                 <w:rFonts w:ascii="Avenir Next" w:hAnsi="Avenir Next" w:cs="Avenir Next" w:eastAsia="Avenir Next"/>
                 <w:b/>
                 <w:color w:val="003A70"/>
+                <w:sz w:val="22"/>
+                <w:szCs w:val="18"/>
+              </w:rPr>
+              <w:t xml:space="preserve">•</w:t>
+            </w:r>
+            <w:r>
+              <w:rPr>
+                <w:rFonts w:ascii="Avenir Next" w:hAnsi="Avenir Next" w:cs="Avenir Next" w:eastAsia="Avenir Next"/>
+                <w:color w:val="1A1A1A"/>
                 <w:sz w:val="18"/>
                 <w:szCs w:val="18"/>
               </w:rPr>
-              <w:t xml:space="preserve">•</w:t>
-            </w:r>
-            <w:r>
-              <w:rPr>
-                <w:rFonts w:ascii="Avenir Next" w:hAnsi="Avenir Next" w:cs="Avenir Next" w:eastAsia="Avenir Next"/>
-                <w:color w:val="1A1A1A"/>
-                <w:sz w:val="18"/>
+              <w:tab/>
+            </w:r>
+            <w:r>
+              <w:rPr>
+                <w:rFonts w:ascii="Avenir Next" w:hAnsi="Avenir Next" w:cs="Avenir Next" w:eastAsia="Avenir Next"/>
+                <w:color w:val="1A1A1A"/>
+                <w:sz w:val="22"/>
                 <w:szCs w:val="18"/>
               </w:rPr>
-              <w:tab/>
-            </w:r>
-            <w:r>
-              <w:rPr>
-                <w:rFonts w:ascii="Avenir Next" w:hAnsi="Avenir Next" w:cs="Avenir Next" w:eastAsia="Avenir Next"/>
-                <w:color w:val="1A1A1A"/>
-                <w:sz w:val="18"/>
+              <w:t xml:space="preserve">Across </w:t>
+            </w:r>
+            <w:r>
+              <w:rPr>
+                <w:rFonts w:ascii="Avenir Next" w:hAnsi="Avenir Next" w:cs="Avenir Next" w:eastAsia="Avenir Next"/>
+                <w:b/>
+                <w:color w:val="1A1A1A"/>
+                <w:sz w:val="22"/>
                 <w:szCs w:val="18"/>
               </w:rPr>
-              <w:t xml:space="preserve">Across </w:t>
-            </w:r>
-            <w:r>
-              <w:rPr>
-                <w:rFonts w:ascii="Avenir Next" w:hAnsi="Avenir Next" w:cs="Avenir Next" w:eastAsia="Avenir Next"/>
-                <w:b/>
-                <w:color w:val="1A1A1A"/>
-                <w:sz w:val="18"/>
-                <w:szCs w:val="18"/>
-              </w:rPr>
               <w:t xml:space="preserve">both</w:t>
             </w:r>
             <w:r>
               <w:rPr>
                 <w:rFonts w:ascii="Avenir Next" w:hAnsi="Avenir Next" w:cs="Avenir Next" w:eastAsia="Avenir Next"/>
                 <w:color w:val="1A1A1A"/>
-                <w:sz w:val="18"/>
+                <w:sz w:val="22"/>
                 <w:szCs w:val="18"/>
               </w:rPr>
               <w:t xml:space="preserve"> axes, both signs flip.</w:t>
@@ -2314,6 +2321,7 @@
           </w:tcPr>
           <w:p>
             <w:pPr>
+              <w:pStyle w:val="Heading2"/>
               <w:spacing w:before="0" w:after="0" w:line="240" w:lineRule="auto"/>
             </w:pPr>
             <w:r>
@@ -2336,7 +2344,7 @@
               <w:rPr>
                 <w:rFonts w:ascii="Avenir Next" w:hAnsi="Avenir Next" w:cs="Avenir Next" w:eastAsia="Avenir Next"/>
                 <w:color w:val="1A1A1A"/>
-                <w:sz w:val="17"/>
+                <w:sz w:val="22"/>
                 <w:szCs w:val="17"/>
               </w:rPr>
               <w:t xml:space="preserve">Reflect (−2, 5) across the x-axis.</w:t>
@@ -2355,25 +2363,25 @@
                 <w:rFonts w:ascii="Avenir Next" w:hAnsi="Avenir Next" w:cs="Avenir Next" w:eastAsia="Avenir Next"/>
                 <w:b/>
                 <w:color w:val="003A70"/>
+                <w:sz w:val="22"/>
+                <w:szCs w:val="17"/>
+              </w:rPr>
+              <w:t xml:space="preserve">Step 1</w:t>
+            </w:r>
+            <w:r>
+              <w:rPr>
+                <w:rFonts w:ascii="Avenir Next" w:hAnsi="Avenir Next" w:cs="Avenir Next" w:eastAsia="Avenir Next"/>
+                <w:color w:val="1A1A1A"/>
                 <w:sz w:val="17"/>
                 <w:szCs w:val="17"/>
               </w:rPr>
-              <w:t xml:space="preserve">Step 1</w:t>
-            </w:r>
-            <w:r>
-              <w:rPr>
-                <w:rFonts w:ascii="Avenir Next" w:hAnsi="Avenir Next" w:cs="Avenir Next" w:eastAsia="Avenir Next"/>
-                <w:color w:val="1A1A1A"/>
-                <w:sz w:val="17"/>
-                <w:szCs w:val="17"/>
-              </w:rPr>
               <w:tab/>
             </w:r>
             <w:r>
               <w:rPr>
                 <w:rFonts w:ascii="Avenir Next" w:hAnsi="Avenir Next" w:cs="Avenir Next" w:eastAsia="Avenir Next"/>
                 <w:color w:val="1A1A1A"/>
-                <w:sz w:val="17"/>
+                <w:sz w:val="22"/>
                 <w:szCs w:val="17"/>
               </w:rPr>
               <w:t xml:space="preserve">Keep x = −2.</w:t>
@@ -2392,25 +2400,25 @@
                 <w:rFonts w:ascii="Avenir Next" w:hAnsi="Avenir Next" w:cs="Avenir Next" w:eastAsia="Avenir Next"/>
                 <w:b/>
                 <w:color w:val="003A70"/>
+                <w:sz w:val="22"/>
+                <w:szCs w:val="17"/>
+              </w:rPr>
+              <w:t xml:space="preserve">Step 2</w:t>
+            </w:r>
+            <w:r>
+              <w:rPr>
+                <w:rFonts w:ascii="Avenir Next" w:hAnsi="Avenir Next" w:cs="Avenir Next" w:eastAsia="Avenir Next"/>
+                <w:color w:val="1A1A1A"/>
                 <w:sz w:val="17"/>
                 <w:szCs w:val="17"/>
               </w:rPr>
-              <w:t xml:space="preserve">Step 2</w:t>
-            </w:r>
-            <w:r>
-              <w:rPr>
-                <w:rFonts w:ascii="Avenir Next" w:hAnsi="Avenir Next" w:cs="Avenir Next" w:eastAsia="Avenir Next"/>
-                <w:color w:val="1A1A1A"/>
-                <w:sz w:val="17"/>
-                <w:szCs w:val="17"/>
-              </w:rPr>
               <w:tab/>
             </w:r>
             <w:r>
               <w:rPr>
                 <w:rFonts w:ascii="Avenir Next" w:hAnsi="Avenir Next" w:cs="Avenir Next" w:eastAsia="Avenir Next"/>
                 <w:color w:val="1A1A1A"/>
-                <w:sz w:val="17"/>
+                <w:sz w:val="22"/>
                 <w:szCs w:val="17"/>
               </w:rPr>
               <w:t xml:space="preserve">Change the sign of y: 5 becomes −5.</w:t>
@@ -2429,18 +2437,18 @@
                 <w:rFonts w:ascii="Avenir Next" w:hAnsi="Avenir Next" w:cs="Avenir Next" w:eastAsia="Avenir Next"/>
                 <w:b/>
                 <w:color w:val="1A1A1A"/>
+                <w:sz w:val="22"/>
+                <w:szCs w:val="17"/>
+              </w:rPr>
+              <w:t xml:space="preserve">Answer</w:t>
+            </w:r>
+            <w:r>
+              <w:rPr>
+                <w:rFonts w:ascii="Avenir Next" w:hAnsi="Avenir Next" w:cs="Avenir Next" w:eastAsia="Avenir Next"/>
+                <w:color w:val="1A1A1A"/>
                 <w:sz w:val="17"/>
                 <w:szCs w:val="17"/>
               </w:rPr>
-              <w:t xml:space="preserve">Answer</w:t>
-            </w:r>
-            <w:r>
-              <w:rPr>
-                <w:rFonts w:ascii="Avenir Next" w:hAnsi="Avenir Next" w:cs="Avenir Next" w:eastAsia="Avenir Next"/>
-                <w:color w:val="1A1A1A"/>
-                <w:sz w:val="17"/>
-                <w:szCs w:val="17"/>
-              </w:rPr>
               <w:tab/>
             </w:r>
             <w:r>
@@ -2448,7 +2456,7 @@
                 <w:rFonts w:ascii="Avenir Next" w:hAnsi="Avenir Next" w:cs="Avenir Next" w:eastAsia="Avenir Next"/>
                 <w:b/>
                 <w:color w:val="1A1A1A"/>
-                <w:sz w:val="17"/>
+                <w:sz w:val="22"/>
                 <w:szCs w:val="17"/>
               </w:rPr>
               <w:t xml:space="preserve">(−2, −5)</w:t>
@@ -2459,6 +2467,7 @@
     </w:tbl>
     <w:p>
       <w:pPr>
+        <w:pStyle w:val="Heading2"/>
         <w:keepNext/>
         <w:pBdr>
           <w:bottom w:val="single" w:sz="8" w:space="3" w:color="003A70"/>
@@ -2474,7 +2483,7 @@
           <w:b/>
           <w:color w:val="003A70"/>
           <w:spacing w:val="14"/>
-          <w:sz w:val="19"/>
+          <w:sz w:val="22"/>
           <w:szCs w:val="19"/>
         </w:rPr>
         <w:t xml:space="preserve">PRACTICE</w:t>
@@ -2493,7 +2502,7 @@
           <w:rFonts w:ascii="Avenir Next" w:hAnsi="Avenir Next" w:cs="Avenir Next" w:eastAsia="Avenir Next"/>
           <w:i/>
           <w:color w:val="5A5F66"/>
-          <w:sz w:val="17"/>
+          <w:sz w:val="22"/>
           <w:szCs w:val="17"/>
         </w:rPr>
         <w:t xml:space="preserve">show your work · label units</w:t>
@@ -2552,25 +2561,25 @@
                 <w:rFonts w:ascii="Avenir Next" w:hAnsi="Avenir Next" w:cs="Avenir Next" w:eastAsia="Avenir Next"/>
                 <w:b/>
                 <w:color w:val="1A1A1A"/>
+                <w:sz w:val="22"/>
+                <w:szCs w:val="20"/>
+              </w:rPr>
+              <w:t xml:space="preserve">1.</w:t>
+            </w:r>
+            <w:r>
+              <w:rPr>
+                <w:rFonts w:ascii="Avenir Next" w:hAnsi="Avenir Next" w:cs="Avenir Next" w:eastAsia="Avenir Next"/>
+                <w:color w:val="1A1A1A"/>
                 <w:sz w:val="20"/>
                 <w:szCs w:val="20"/>
               </w:rPr>
-              <w:t xml:space="preserve">1.</w:t>
-            </w:r>
-            <w:r>
-              <w:rPr>
-                <w:rFonts w:ascii="Avenir Next" w:hAnsi="Avenir Next" w:cs="Avenir Next" w:eastAsia="Avenir Next"/>
-                <w:color w:val="1A1A1A"/>
-                <w:sz w:val="20"/>
-                <w:szCs w:val="20"/>
-              </w:rPr>
               <w:tab/>
             </w:r>
             <w:r>
               <w:rPr>
                 <w:rFonts w:ascii="Avenir Next" w:hAnsi="Avenir Next" w:cs="Avenir Next" w:eastAsia="Avenir Next"/>
                 <w:color w:val="1A1A1A"/>
-                <w:sz w:val="20"/>
+                <w:sz w:val="22"/>
                 <w:szCs w:val="20"/>
               </w:rPr>
               <w:t xml:space="preserve">Point A is at (−4, 3). Plot point B, the reflection of A across the x-axis. Plot point C, the reflection of A across the y-axis.</w:t>
@@ -2590,25 +2599,25 @@
                 <w:rFonts w:ascii="Avenir Next" w:hAnsi="Avenir Next" w:cs="Avenir Next" w:eastAsia="Avenir Next"/>
                 <w:b/>
                 <w:color w:val="003A70"/>
+                <w:sz w:val="22"/>
+                <w:szCs w:val="20"/>
+              </w:rPr>
+              <w:t xml:space="preserve">a.</w:t>
+            </w:r>
+            <w:r>
+              <w:rPr>
+                <w:rFonts w:ascii="Avenir Next" w:hAnsi="Avenir Next" w:cs="Avenir Next" w:eastAsia="Avenir Next"/>
+                <w:color w:val="1A1A1A"/>
                 <w:sz w:val="20"/>
                 <w:szCs w:val="20"/>
               </w:rPr>
-              <w:t xml:space="preserve">a.</w:t>
-            </w:r>
-            <w:r>
-              <w:rPr>
-                <w:rFonts w:ascii="Avenir Next" w:hAnsi="Avenir Next" w:cs="Avenir Next" w:eastAsia="Avenir Next"/>
-                <w:color w:val="1A1A1A"/>
-                <w:sz w:val="20"/>
-                <w:szCs w:val="20"/>
-              </w:rPr>
               <w:tab/>
             </w:r>
             <w:r>
               <w:rPr>
                 <w:rFonts w:ascii="Avenir Next" w:hAnsi="Avenir Next" w:cs="Avenir Next" w:eastAsia="Avenir Next"/>
                 <w:color w:val="1A1A1A"/>
-                <w:sz w:val="20"/>
+                <w:sz w:val="22"/>
                 <w:szCs w:val="20"/>
               </w:rPr>
               <w:t xml:space="preserve">B =</w:t>
@@ -2647,25 +2656,25 @@
                 <w:rFonts w:ascii="Avenir Next" w:hAnsi="Avenir Next" w:cs="Avenir Next" w:eastAsia="Avenir Next"/>
                 <w:b/>
                 <w:color w:val="003A70"/>
+                <w:sz w:val="22"/>
+                <w:szCs w:val="20"/>
+              </w:rPr>
+              <w:t xml:space="preserve">b.</w:t>
+            </w:r>
+            <w:r>
+              <w:rPr>
+                <w:rFonts w:ascii="Avenir Next" w:hAnsi="Avenir Next" w:cs="Avenir Next" w:eastAsia="Avenir Next"/>
+                <w:color w:val="1A1A1A"/>
                 <w:sz w:val="20"/>
                 <w:szCs w:val="20"/>
               </w:rPr>
-              <w:t xml:space="preserve">b.</w:t>
-            </w:r>
-            <w:r>
-              <w:rPr>
-                <w:rFonts w:ascii="Avenir Next" w:hAnsi="Avenir Next" w:cs="Avenir Next" w:eastAsia="Avenir Next"/>
-                <w:color w:val="1A1A1A"/>
-                <w:sz w:val="20"/>
-                <w:szCs w:val="20"/>
-              </w:rPr>
               <w:tab/>
             </w:r>
             <w:r>
               <w:rPr>
                 <w:rFonts w:ascii="Avenir Next" w:hAnsi="Avenir Next" w:cs="Avenir Next" w:eastAsia="Avenir Next"/>
                 <w:color w:val="1A1A1A"/>
-                <w:sz w:val="20"/>
+                <w:sz w:val="22"/>
                 <w:szCs w:val="20"/>
               </w:rPr>
               <w:t xml:space="preserve">C =</w:t>
@@ -2708,7 +2717,7 @@
               <w:drawing>
                 <wp:inline distT="0" distB="0" distL="0" distR="0">
                   <wp:extent cx="1828800" cy="1845128"/>
-                  <wp:docPr id="3" name="Figure 3"/>
+                  <wp:docPr id="3" name="Figure 3" descr="Coordinate grid. Horizontal axis x: -5 to 5, ticks every 1. Vertical axis y: -5 to 5, ticks every 1. Points: x: -4; y: 3; label: A."/>
                   <a:graphic xmlns:a="http://schemas.openxmlformats.org/drawingml/2006/main">
                     <a:graphicData uri="http://schemas.openxmlformats.org/drawingml/2006/picture">
                       <pic:pic xmlns:pic="http://schemas.openxmlformats.org/drawingml/2006/picture">
@@ -2760,25 +2769,25 @@
           <w:rFonts w:ascii="Avenir Next" w:hAnsi="Avenir Next" w:cs="Avenir Next" w:eastAsia="Avenir Next"/>
           <w:b/>
           <w:color w:val="1A1A1A"/>
+          <w:sz w:val="22"/>
+          <w:szCs w:val="20"/>
+        </w:rPr>
+        <w:t xml:space="preserve">2.</w:t>
+      </w:r>
+      <w:r>
+        <w:rPr>
+          <w:rFonts w:ascii="Avenir Next" w:hAnsi="Avenir Next" w:cs="Avenir Next" w:eastAsia="Avenir Next"/>
+          <w:color w:val="1A1A1A"/>
           <w:sz w:val="20"/>
           <w:szCs w:val="20"/>
         </w:rPr>
-        <w:t xml:space="preserve">2.</w:t>
-      </w:r>
-      <w:r>
-        <w:rPr>
-          <w:rFonts w:ascii="Avenir Next" w:hAnsi="Avenir Next" w:cs="Avenir Next" w:eastAsia="Avenir Next"/>
-          <w:color w:val="1A1A1A"/>
-          <w:sz w:val="20"/>
-          <w:szCs w:val="20"/>
-        </w:rPr>
         <w:tab/>
       </w:r>
       <w:r>
         <w:rPr>
           <w:rFonts w:ascii="Avenir Next" w:hAnsi="Avenir Next" w:cs="Avenir Next" w:eastAsia="Avenir Next"/>
           <w:color w:val="1A1A1A"/>
-          <w:sz w:val="20"/>
+          <w:sz w:val="22"/>
           <w:szCs w:val="20"/>
         </w:rPr>
         <w:t xml:space="preserve">Write the new point after each reflection.</w:t>
@@ -2833,25 +2842,25 @@
                 <w:rFonts w:ascii="Avenir Next" w:hAnsi="Avenir Next" w:cs="Avenir Next" w:eastAsia="Avenir Next"/>
                 <w:b/>
                 <w:color w:val="003A70"/>
+                <w:sz w:val="22"/>
+                <w:szCs w:val="20"/>
+              </w:rPr>
+              <w:t xml:space="preserve">a.</w:t>
+            </w:r>
+            <w:r>
+              <w:rPr>
+                <w:rFonts w:ascii="Avenir Next" w:hAnsi="Avenir Next" w:cs="Avenir Next" w:eastAsia="Avenir Next"/>
+                <w:color w:val="1A1A1A"/>
                 <w:sz w:val="20"/>
                 <w:szCs w:val="20"/>
               </w:rPr>
-              <w:t xml:space="preserve">a.</w:t>
-            </w:r>
-            <w:r>
-              <w:rPr>
-                <w:rFonts w:ascii="Avenir Next" w:hAnsi="Avenir Next" w:cs="Avenir Next" w:eastAsia="Avenir Next"/>
-                <w:color w:val="1A1A1A"/>
-                <w:sz w:val="20"/>
-                <w:szCs w:val="20"/>
-              </w:rPr>
               <w:tab/>
             </w:r>
             <w:r>
               <w:rPr>
                 <w:rFonts w:ascii="Avenir Next" w:hAnsi="Avenir Next" w:cs="Avenir Next" w:eastAsia="Avenir Next"/>
                 <w:color w:val="1A1A1A"/>
-                <w:sz w:val="20"/>
+                <w:sz w:val="22"/>
                 <w:szCs w:val="20"/>
               </w:rPr>
               <w:t xml:space="preserve">(−6, −2) across the y-axis</w:t>
@@ -2895,25 +2904,25 @@
                 <w:rFonts w:ascii="Avenir Next" w:hAnsi="Avenir Next" w:cs="Avenir Next" w:eastAsia="Avenir Next"/>
                 <w:b/>
                 <w:color w:val="003A70"/>
+                <w:sz w:val="22"/>
+                <w:szCs w:val="20"/>
+              </w:rPr>
+              <w:t xml:space="preserve">b.</w:t>
+            </w:r>
+            <w:r>
+              <w:rPr>
+                <w:rFonts w:ascii="Avenir Next" w:hAnsi="Avenir Next" w:cs="Avenir Next" w:eastAsia="Avenir Next"/>
+                <w:color w:val="1A1A1A"/>
                 <w:sz w:val="20"/>
                 <w:szCs w:val="20"/>
               </w:rPr>
-              <w:t xml:space="preserve">b.</w:t>
-            </w:r>
-            <w:r>
-              <w:rPr>
-                <w:rFonts w:ascii="Avenir Next" w:hAnsi="Avenir Next" w:cs="Avenir Next" w:eastAsia="Avenir Next"/>
-                <w:color w:val="1A1A1A"/>
-                <w:sz w:val="20"/>
-                <w:szCs w:val="20"/>
-              </w:rPr>
               <w:tab/>
             </w:r>
             <w:r>
               <w:rPr>
                 <w:rFonts w:ascii="Avenir Next" w:hAnsi="Avenir Next" w:cs="Avenir Next" w:eastAsia="Avenir Next"/>
                 <w:color w:val="1A1A1A"/>
-                <w:sz w:val="20"/>
+                <w:sz w:val="22"/>
                 <w:szCs w:val="20"/>
               </w:rPr>
               <w:t xml:space="preserve">(−4, 7) across both axes</w:t>
@@ -2960,35 +2969,35 @@
           <w:rFonts w:ascii="Avenir Next" w:hAnsi="Avenir Next" w:cs="Avenir Next" w:eastAsia="Avenir Next"/>
           <w:b/>
           <w:color w:val="1A1A1A"/>
+          <w:sz w:val="22"/>
+          <w:szCs w:val="20"/>
+        </w:rPr>
+        <w:t xml:space="preserve">3.</w:t>
+      </w:r>
+      <w:r>
+        <w:rPr>
+          <w:rFonts w:ascii="Avenir Next" w:hAnsi="Avenir Next" w:cs="Avenir Next" w:eastAsia="Avenir Next"/>
+          <w:color w:val="1A1A1A"/>
           <w:sz w:val="20"/>
           <w:szCs w:val="20"/>
         </w:rPr>
-        <w:t xml:space="preserve">3.</w:t>
-      </w:r>
-      <w:r>
-        <w:rPr>
-          <w:rFonts w:ascii="Avenir Next" w:hAnsi="Avenir Next" w:cs="Avenir Next" w:eastAsia="Avenir Next"/>
-          <w:color w:val="1A1A1A"/>
-          <w:sz w:val="20"/>
+        <w:tab/>
+      </w:r>
+      <w:r>
+        <w:rPr>
+          <w:rFonts w:ascii="Avenir Next" w:hAnsi="Avenir Next" w:cs="Avenir Next" w:eastAsia="Avenir Next"/>
+          <w:b/>
+          <w:color w:val="1A1A1A"/>
+          <w:sz w:val="22"/>
           <w:szCs w:val="20"/>
         </w:rPr>
-        <w:tab/>
-      </w:r>
-      <w:r>
-        <w:rPr>
-          <w:rFonts w:ascii="Avenir Next" w:hAnsi="Avenir Next" w:cs="Avenir Next" w:eastAsia="Avenir Next"/>
-          <w:b/>
-          <w:color w:val="1A1A1A"/>
-          <w:sz w:val="20"/>
-          <w:szCs w:val="20"/>
-        </w:rPr>
         <w:t xml:space="preserve">Park Map.  </w:t>
       </w:r>
       <w:r>
         <w:rPr>
           <w:rFonts w:ascii="Avenir Next" w:hAnsi="Avenir Next" w:cs="Avenir Next" w:eastAsia="Avenir Next"/>
           <w:color w:val="1A1A1A"/>
-          <w:sz w:val="20"/>
+          <w:sz w:val="22"/>
           <w:szCs w:val="20"/>
         </w:rPr>
         <w:t xml:space="preserve">A bench is the reflection of a bus stop at (7, −2.5) across the x-axis. Where is the bench?</w:t>
@@ -3007,7 +3016,7 @@
           <w:rFonts w:ascii="Avenir Next" w:hAnsi="Avenir Next" w:cs="Avenir Next" w:eastAsia="Avenir Next"/>
           <w:b/>
           <w:color w:val="1A1A1A"/>
-          <w:sz w:val="18"/>
+          <w:sz w:val="22"/>
           <w:szCs w:val="18"/>
         </w:rPr>
         <w:t xml:space="preserve">Answer</w:t>
@@ -3041,35 +3050,35 @@
           <w:rFonts w:ascii="Avenir Next" w:hAnsi="Avenir Next" w:cs="Avenir Next" w:eastAsia="Avenir Next"/>
           <w:b/>
           <w:color w:val="1A1A1A"/>
+          <w:sz w:val="22"/>
+          <w:szCs w:val="20"/>
+        </w:rPr>
+        <w:t xml:space="preserve">4.</w:t>
+      </w:r>
+      <w:r>
+        <w:rPr>
+          <w:rFonts w:ascii="Avenir Next" w:hAnsi="Avenir Next" w:cs="Avenir Next" w:eastAsia="Avenir Next"/>
+          <w:color w:val="1A1A1A"/>
           <w:sz w:val="20"/>
           <w:szCs w:val="20"/>
         </w:rPr>
-        <w:t xml:space="preserve">4.</w:t>
-      </w:r>
-      <w:r>
-        <w:rPr>
-          <w:rFonts w:ascii="Avenir Next" w:hAnsi="Avenir Next" w:cs="Avenir Next" w:eastAsia="Avenir Next"/>
-          <w:color w:val="1A1A1A"/>
-          <w:sz w:val="20"/>
+        <w:tab/>
+      </w:r>
+      <w:r>
+        <w:rPr>
+          <w:rFonts w:ascii="Avenir Next" w:hAnsi="Avenir Next" w:cs="Avenir Next" w:eastAsia="Avenir Next"/>
+          <w:b/>
+          <w:color w:val="1A1A1A"/>
+          <w:sz w:val="22"/>
           <w:szCs w:val="20"/>
         </w:rPr>
-        <w:tab/>
-      </w:r>
-      <w:r>
-        <w:rPr>
-          <w:rFonts w:ascii="Avenir Next" w:hAnsi="Avenir Next" w:cs="Avenir Next" w:eastAsia="Avenir Next"/>
-          <w:b/>
-          <w:color w:val="1A1A1A"/>
-          <w:sz w:val="20"/>
-          <w:szCs w:val="20"/>
-        </w:rPr>
         <w:t xml:space="preserve">Stretch.  </w:t>
       </w:r>
       <w:r>
         <w:rPr>
           <w:rFonts w:ascii="Avenir Next" w:hAnsi="Avenir Next" w:cs="Avenir Next" w:eastAsia="Avenir Next"/>
           <w:color w:val="1A1A1A"/>
-          <w:sz w:val="20"/>
+          <w:sz w:val="22"/>
           <w:szCs w:val="20"/>
         </w:rPr>
         <w:t xml:space="preserve">Point K was reflected across the x-axis. The new point is (−6, −5). Where was point K?</w:t>
@@ -3088,7 +3097,7 @@
           <w:rFonts w:ascii="Avenir Next" w:hAnsi="Avenir Next" w:cs="Avenir Next" w:eastAsia="Avenir Next"/>
           <w:b/>
           <w:color w:val="1A1A1A"/>
-          <w:sz w:val="18"/>
+          <w:sz w:val="22"/>
           <w:szCs w:val="18"/>
         </w:rPr>
         <w:t xml:space="preserve">K</w:t>
@@ -3122,35 +3131,35 @@
           <w:rFonts w:ascii="Avenir Next" w:hAnsi="Avenir Next" w:cs="Avenir Next" w:eastAsia="Avenir Next"/>
           <w:b/>
           <w:color w:val="1A1A1A"/>
+          <w:sz w:val="22"/>
+          <w:szCs w:val="20"/>
+        </w:rPr>
+        <w:t xml:space="preserve">5.</w:t>
+      </w:r>
+      <w:r>
+        <w:rPr>
+          <w:rFonts w:ascii="Avenir Next" w:hAnsi="Avenir Next" w:cs="Avenir Next" w:eastAsia="Avenir Next"/>
+          <w:color w:val="1A1A1A"/>
           <w:sz w:val="20"/>
           <w:szCs w:val="20"/>
         </w:rPr>
-        <w:t xml:space="preserve">5.</w:t>
-      </w:r>
-      <w:r>
-        <w:rPr>
-          <w:rFonts w:ascii="Avenir Next" w:hAnsi="Avenir Next" w:cs="Avenir Next" w:eastAsia="Avenir Next"/>
-          <w:color w:val="1A1A1A"/>
-          <w:sz w:val="20"/>
+        <w:tab/>
+      </w:r>
+      <w:r>
+        <w:rPr>
+          <w:rFonts w:ascii="Avenir Next" w:hAnsi="Avenir Next" w:cs="Avenir Next" w:eastAsia="Avenir Next"/>
+          <w:b/>
+          <w:color w:val="1A1A1A"/>
+          <w:sz w:val="22"/>
           <w:szCs w:val="20"/>
         </w:rPr>
-        <w:tab/>
-      </w:r>
-      <w:r>
-        <w:rPr>
-          <w:rFonts w:ascii="Avenir Next" w:hAnsi="Avenir Next" w:cs="Avenir Next" w:eastAsia="Avenir Next"/>
-          <w:b/>
-          <w:color w:val="1A1A1A"/>
-          <w:sz w:val="20"/>
-          <w:szCs w:val="20"/>
-        </w:rPr>
         <w:t xml:space="preserve">Find the Error.  </w:t>
       </w:r>
       <w:r>
         <w:rPr>
           <w:rFonts w:ascii="Avenir Next" w:hAnsi="Avenir Next" w:cs="Avenir Next" w:eastAsia="Avenir Next"/>
           <w:color w:val="1A1A1A"/>
-          <w:sz w:val="20"/>
+          <w:sz w:val="22"/>
           <w:szCs w:val="20"/>
         </w:rPr>
         <w:t xml:space="preserve">Sam reflected (−3, −8) across the y-axis and got (−3, 8). Explain his mistake. Fix it.</w:t>
@@ -3229,6 +3238,7 @@
     </w:p>
     <w:p>
       <w:pPr>
+        <w:pStyle w:val="Heading2"/>
         <w:keepNext/>
         <w:pBdr>
           <w:bottom w:val="single" w:sz="8" w:space="3" w:color="003A70"/>
@@ -3244,7 +3254,7 @@
           <w:b/>
           <w:color w:val="003A70"/>
           <w:spacing w:val="14"/>
-          <w:sz w:val="19"/>
+          <w:sz w:val="22"/>
           <w:szCs w:val="19"/>
         </w:rPr>
         <w:t xml:space="preserve">TEST PRACTICE</w:t>
@@ -3263,7 +3273,7 @@
           <w:rFonts w:ascii="Avenir Next" w:hAnsi="Avenir Next" w:cs="Avenir Next" w:eastAsia="Avenir Next"/>
           <w:i/>
           <w:color w:val="5A5F66"/>
-          <w:sz w:val="17"/>
+          <w:sz w:val="22"/>
           <w:szCs w:val="17"/>
         </w:rPr>
         <w:t xml:space="preserve">choose the best answer</w:t>
@@ -3283,25 +3293,25 @@
           <w:rFonts w:ascii="Avenir Next" w:hAnsi="Avenir Next" w:cs="Avenir Next" w:eastAsia="Avenir Next"/>
           <w:b/>
           <w:color w:val="1A1A1A"/>
+          <w:sz w:val="22"/>
+          <w:szCs w:val="20"/>
+        </w:rPr>
+        <w:t xml:space="preserve">6.</w:t>
+      </w:r>
+      <w:r>
+        <w:rPr>
+          <w:rFonts w:ascii="Avenir Next" w:hAnsi="Avenir Next" w:cs="Avenir Next" w:eastAsia="Avenir Next"/>
+          <w:color w:val="1A1A1A"/>
           <w:sz w:val="20"/>
           <w:szCs w:val="20"/>
         </w:rPr>
-        <w:t xml:space="preserve">6.</w:t>
-      </w:r>
-      <w:r>
-        <w:rPr>
-          <w:rFonts w:ascii="Avenir Next" w:hAnsi="Avenir Next" w:cs="Avenir Next" w:eastAsia="Avenir Next"/>
-          <w:color w:val="1A1A1A"/>
-          <w:sz w:val="20"/>
-          <w:szCs w:val="20"/>
-        </w:rPr>
         <w:tab/>
       </w:r>
       <w:r>
         <w:rPr>
           <w:rFonts w:ascii="Avenir Next" w:hAnsi="Avenir Next" w:cs="Avenir Next" w:eastAsia="Avenir Next"/>
           <w:color w:val="1A1A1A"/>
-          <w:sz w:val="20"/>
+          <w:sz w:val="22"/>
           <w:szCs w:val="20"/>
         </w:rPr>
         <w:t xml:space="preserve">Point M(−5, 2) is reflected across the y-axis. What is the new point?</w:t>
@@ -3357,25 +3367,25 @@
                 <w:rFonts w:ascii="Avenir Next" w:hAnsi="Avenir Next" w:cs="Avenir Next" w:eastAsia="Avenir Next"/>
                 <w:b/>
                 <w:color w:val="003A70"/>
+                <w:sz w:val="22"/>
+                <w:szCs w:val="19"/>
+              </w:rPr>
+              <w:t xml:space="preserve">A</w:t>
+            </w:r>
+            <w:r>
+              <w:rPr>
+                <w:rFonts w:ascii="Avenir Next" w:hAnsi="Avenir Next" w:cs="Avenir Next" w:eastAsia="Avenir Next"/>
+                <w:color w:val="1A1A1A"/>
                 <w:sz w:val="19"/>
                 <w:szCs w:val="19"/>
               </w:rPr>
-              <w:t xml:space="preserve">A</w:t>
-            </w:r>
-            <w:r>
-              <w:rPr>
-                <w:rFonts w:ascii="Avenir Next" w:hAnsi="Avenir Next" w:cs="Avenir Next" w:eastAsia="Avenir Next"/>
-                <w:color w:val="1A1A1A"/>
-                <w:sz w:val="19"/>
-                <w:szCs w:val="19"/>
-              </w:rPr>
               <w:tab/>
             </w:r>
             <w:r>
               <w:rPr>
                 <w:rFonts w:ascii="Avenir Next" w:hAnsi="Avenir Next" w:cs="Avenir Next" w:eastAsia="Avenir Next"/>
                 <w:color w:val="1A1A1A"/>
-                <w:sz w:val="19"/>
+                <w:sz w:val="22"/>
                 <w:szCs w:val="19"/>
               </w:rPr>
               <w:t xml:space="preserve">(−5, −2)</w:t>
@@ -3400,25 +3410,25 @@
                 <w:rFonts w:ascii="Avenir Next" w:hAnsi="Avenir Next" w:cs="Avenir Next" w:eastAsia="Avenir Next"/>
                 <w:b/>
                 <w:color w:val="003A70"/>
+                <w:sz w:val="22"/>
+                <w:szCs w:val="19"/>
+              </w:rPr>
+              <w:t xml:space="preserve">B</w:t>
+            </w:r>
+            <w:r>
+              <w:rPr>
+                <w:rFonts w:ascii="Avenir Next" w:hAnsi="Avenir Next" w:cs="Avenir Next" w:eastAsia="Avenir Next"/>
+                <w:color w:val="1A1A1A"/>
                 <w:sz w:val="19"/>
                 <w:szCs w:val="19"/>
               </w:rPr>
-              <w:t xml:space="preserve">B</w:t>
-            </w:r>
-            <w:r>
-              <w:rPr>
-                <w:rFonts w:ascii="Avenir Next" w:hAnsi="Avenir Next" w:cs="Avenir Next" w:eastAsia="Avenir Next"/>
-                <w:color w:val="1A1A1A"/>
-                <w:sz w:val="19"/>
-                <w:szCs w:val="19"/>
-              </w:rPr>
               <w:tab/>
             </w:r>
             <w:r>
               <w:rPr>
                 <w:rFonts w:ascii="Avenir Next" w:hAnsi="Avenir Next" w:cs="Avenir Next" w:eastAsia="Avenir Next"/>
                 <w:color w:val="1A1A1A"/>
-                <w:sz w:val="19"/>
+                <w:sz w:val="22"/>
                 <w:szCs w:val="19"/>
               </w:rPr>
               <w:t xml:space="preserve">(5, 2)</w:t>
@@ -3443,25 +3453,25 @@
                 <w:rFonts w:ascii="Avenir Next" w:hAnsi="Avenir Next" w:cs="Avenir Next" w:eastAsia="Avenir Next"/>
                 <w:b/>
                 <w:color w:val="003A70"/>
+                <w:sz w:val="22"/>
+                <w:szCs w:val="19"/>
+              </w:rPr>
+              <w:t xml:space="preserve">C</w:t>
+            </w:r>
+            <w:r>
+              <w:rPr>
+                <w:rFonts w:ascii="Avenir Next" w:hAnsi="Avenir Next" w:cs="Avenir Next" w:eastAsia="Avenir Next"/>
+                <w:color w:val="1A1A1A"/>
                 <w:sz w:val="19"/>
                 <w:szCs w:val="19"/>
               </w:rPr>
-              <w:t xml:space="preserve">C</w:t>
-            </w:r>
-            <w:r>
-              <w:rPr>
-                <w:rFonts w:ascii="Avenir Next" w:hAnsi="Avenir Next" w:cs="Avenir Next" w:eastAsia="Avenir Next"/>
-                <w:color w:val="1A1A1A"/>
-                <w:sz w:val="19"/>
-                <w:szCs w:val="19"/>
-              </w:rPr>
               <w:tab/>
             </w:r>
             <w:r>
               <w:rPr>
                 <w:rFonts w:ascii="Avenir Next" w:hAnsi="Avenir Next" w:cs="Avenir Next" w:eastAsia="Avenir Next"/>
                 <w:color w:val="1A1A1A"/>
-                <w:sz w:val="19"/>
+                <w:sz w:val="22"/>
                 <w:szCs w:val="19"/>
               </w:rPr>
               <w:t xml:space="preserve">(5, −2)</w:t>
@@ -3486,25 +3496,25 @@
                 <w:rFonts w:ascii="Avenir Next" w:hAnsi="Avenir Next" w:cs="Avenir Next" w:eastAsia="Avenir Next"/>
                 <w:b/>
                 <w:color w:val="003A70"/>
+                <w:sz w:val="22"/>
+                <w:szCs w:val="19"/>
+              </w:rPr>
+              <w:t xml:space="preserve">D</w:t>
+            </w:r>
+            <w:r>
+              <w:rPr>
+                <w:rFonts w:ascii="Avenir Next" w:hAnsi="Avenir Next" w:cs="Avenir Next" w:eastAsia="Avenir Next"/>
+                <w:color w:val="1A1A1A"/>
                 <w:sz w:val="19"/>
                 <w:szCs w:val="19"/>
               </w:rPr>
-              <w:t xml:space="preserve">D</w:t>
-            </w:r>
-            <w:r>
-              <w:rPr>
-                <w:rFonts w:ascii="Avenir Next" w:hAnsi="Avenir Next" w:cs="Avenir Next" w:eastAsia="Avenir Next"/>
-                <w:color w:val="1A1A1A"/>
-                <w:sz w:val="19"/>
-                <w:szCs w:val="19"/>
-              </w:rPr>
               <w:tab/>
             </w:r>
             <w:r>
               <w:rPr>
                 <w:rFonts w:ascii="Avenir Next" w:hAnsi="Avenir Next" w:cs="Avenir Next" w:eastAsia="Avenir Next"/>
                 <w:color w:val="1A1A1A"/>
-                <w:sz w:val="19"/>
+                <w:sz w:val="22"/>
                 <w:szCs w:val="19"/>
               </w:rPr>
               <w:t xml:space="preserve">(2, −5)</w:t>
@@ -3532,25 +3542,25 @@
           <w:rFonts w:ascii="Avenir Next" w:hAnsi="Avenir Next" w:cs="Avenir Next" w:eastAsia="Avenir Next"/>
           <w:b/>
           <w:color w:val="1A1A1A"/>
+          <w:sz w:val="22"/>
+          <w:szCs w:val="20"/>
+        </w:rPr>
+        <w:t xml:space="preserve">7.</w:t>
+      </w:r>
+      <w:r>
+        <w:rPr>
+          <w:rFonts w:ascii="Avenir Next" w:hAnsi="Avenir Next" w:cs="Avenir Next" w:eastAsia="Avenir Next"/>
+          <w:color w:val="1A1A1A"/>
           <w:sz w:val="20"/>
           <w:szCs w:val="20"/>
         </w:rPr>
-        <w:t xml:space="preserve">7.</w:t>
-      </w:r>
-      <w:r>
-        <w:rPr>
-          <w:rFonts w:ascii="Avenir Next" w:hAnsi="Avenir Next" w:cs="Avenir Next" w:eastAsia="Avenir Next"/>
-          <w:color w:val="1A1A1A"/>
-          <w:sz w:val="20"/>
-          <w:szCs w:val="20"/>
-        </w:rPr>
         <w:tab/>
       </w:r>
       <w:r>
         <w:rPr>
           <w:rFonts w:ascii="Avenir Next" w:hAnsi="Avenir Next" w:cs="Avenir Next" w:eastAsia="Avenir Next"/>
           <w:color w:val="1A1A1A"/>
-          <w:sz w:val="20"/>
+          <w:sz w:val="22"/>
           <w:szCs w:val="20"/>
         </w:rPr>
         <w:t xml:space="preserve">The points (6, −1) and (6, 1) are reflections of each other across —</w:t>
@@ -3606,25 +3616,25 @@
                 <w:rFonts w:ascii="Avenir Next" w:hAnsi="Avenir Next" w:cs="Avenir Next" w:eastAsia="Avenir Next"/>
                 <w:b/>
                 <w:color w:val="003A70"/>
+                <w:sz w:val="22"/>
+                <w:szCs w:val="19"/>
+              </w:rPr>
+              <w:t xml:space="preserve">A</w:t>
+            </w:r>
+            <w:r>
+              <w:rPr>
+                <w:rFonts w:ascii="Avenir Next" w:hAnsi="Avenir Next" w:cs="Avenir Next" w:eastAsia="Avenir Next"/>
+                <w:color w:val="1A1A1A"/>
                 <w:sz w:val="19"/>
                 <w:szCs w:val="19"/>
               </w:rPr>
-              <w:t xml:space="preserve">A</w:t>
-            </w:r>
-            <w:r>
-              <w:rPr>
-                <w:rFonts w:ascii="Avenir Next" w:hAnsi="Avenir Next" w:cs="Avenir Next" w:eastAsia="Avenir Next"/>
-                <w:color w:val="1A1A1A"/>
-                <w:sz w:val="19"/>
-                <w:szCs w:val="19"/>
-              </w:rPr>
               <w:tab/>
             </w:r>
             <w:r>
               <w:rPr>
                 <w:rFonts w:ascii="Avenir Next" w:hAnsi="Avenir Next" w:cs="Avenir Next" w:eastAsia="Avenir Next"/>
                 <w:color w:val="1A1A1A"/>
-                <w:sz w:val="19"/>
+                <w:sz w:val="22"/>
                 <w:szCs w:val="19"/>
               </w:rPr>
               <w:t xml:space="preserve">the x-axis</w:t>
@@ -3649,25 +3659,25 @@
                 <w:rFonts w:ascii="Avenir Next" w:hAnsi="Avenir Next" w:cs="Avenir Next" w:eastAsia="Avenir Next"/>
                 <w:b/>
                 <w:color w:val="003A70"/>
+                <w:sz w:val="22"/>
+                <w:szCs w:val="19"/>
+              </w:rPr>
+              <w:t xml:space="preserve">B</w:t>
+            </w:r>
+            <w:r>
+              <w:rPr>
+                <w:rFonts w:ascii="Avenir Next" w:hAnsi="Avenir Next" w:cs="Avenir Next" w:eastAsia="Avenir Next"/>
+                <w:color w:val="1A1A1A"/>
                 <w:sz w:val="19"/>
                 <w:szCs w:val="19"/>
               </w:rPr>
-              <w:t xml:space="preserve">B</w:t>
-            </w:r>
-            <w:r>
-              <w:rPr>
-                <w:rFonts w:ascii="Avenir Next" w:hAnsi="Avenir Next" w:cs="Avenir Next" w:eastAsia="Avenir Next"/>
-                <w:color w:val="1A1A1A"/>
-                <w:sz w:val="19"/>
-                <w:szCs w:val="19"/>
-              </w:rPr>
               <w:tab/>
             </w:r>
             <w:r>
               <w:rPr>
                 <w:rFonts w:ascii="Avenir Next" w:hAnsi="Avenir Next" w:cs="Avenir Next" w:eastAsia="Avenir Next"/>
                 <w:color w:val="1A1A1A"/>
-                <w:sz w:val="19"/>
+                <w:sz w:val="22"/>
                 <w:szCs w:val="19"/>
               </w:rPr>
               <w:t xml:space="preserve">the y-axis</w:t>
@@ -3692,25 +3702,25 @@
                 <w:rFonts w:ascii="Avenir Next" w:hAnsi="Avenir Next" w:cs="Avenir Next" w:eastAsia="Avenir Next"/>
                 <w:b/>
                 <w:color w:val="003A70"/>
+                <w:sz w:val="22"/>
+                <w:szCs w:val="19"/>
+              </w:rPr>
+              <w:t xml:space="preserve">C</w:t>
+            </w:r>
+            <w:r>
+              <w:rPr>
+                <w:rFonts w:ascii="Avenir Next" w:hAnsi="Avenir Next" w:cs="Avenir Next" w:eastAsia="Avenir Next"/>
+                <w:color w:val="1A1A1A"/>
                 <w:sz w:val="19"/>
                 <w:szCs w:val="19"/>
               </w:rPr>
-              <w:t xml:space="preserve">C</w:t>
-            </w:r>
-            <w:r>
-              <w:rPr>
-                <w:rFonts w:ascii="Avenir Next" w:hAnsi="Avenir Next" w:cs="Avenir Next" w:eastAsia="Avenir Next"/>
-                <w:color w:val="1A1A1A"/>
-                <w:sz w:val="19"/>
-                <w:szCs w:val="19"/>
-              </w:rPr>
               <w:tab/>
             </w:r>
             <w:r>
               <w:rPr>
                 <w:rFonts w:ascii="Avenir Next" w:hAnsi="Avenir Next" w:cs="Avenir Next" w:eastAsia="Avenir Next"/>
                 <w:color w:val="1A1A1A"/>
-                <w:sz w:val="19"/>
+                <w:sz w:val="22"/>
                 <w:szCs w:val="19"/>
               </w:rPr>
               <w:t xml:space="preserve">both axes</w:t>
@@ -3735,25 +3745,25 @@
                 <w:rFonts w:ascii="Avenir Next" w:hAnsi="Avenir Next" w:cs="Avenir Next" w:eastAsia="Avenir Next"/>
                 <w:b/>
                 <w:color w:val="003A70"/>
+                <w:sz w:val="22"/>
+                <w:szCs w:val="19"/>
+              </w:rPr>
+              <w:t xml:space="preserve">D</w:t>
+            </w:r>
+            <w:r>
+              <w:rPr>
+                <w:rFonts w:ascii="Avenir Next" w:hAnsi="Avenir Next" w:cs="Avenir Next" w:eastAsia="Avenir Next"/>
+                <w:color w:val="1A1A1A"/>
                 <w:sz w:val="19"/>
                 <w:szCs w:val="19"/>
               </w:rPr>
-              <w:t xml:space="preserve">D</w:t>
-            </w:r>
-            <w:r>
-              <w:rPr>
-                <w:rFonts w:ascii="Avenir Next" w:hAnsi="Avenir Next" w:cs="Avenir Next" w:eastAsia="Avenir Next"/>
-                <w:color w:val="1A1A1A"/>
-                <w:sz w:val="19"/>
-                <w:szCs w:val="19"/>
-              </w:rPr>
               <w:tab/>
             </w:r>
             <w:r>
               <w:rPr>
                 <w:rFonts w:ascii="Avenir Next" w:hAnsi="Avenir Next" w:cs="Avenir Next" w:eastAsia="Avenir Next"/>
                 <w:color w:val="1A1A1A"/>
-                <w:sz w:val="19"/>
+                <w:sz w:val="22"/>
                 <w:szCs w:val="19"/>
               </w:rPr>
               <w:t xml:space="preserve">neither axis</w:t>
@@ -3811,6 +3821,7 @@
           </w:tcPr>
           <w:p>
             <w:pPr>
+              <w:pStyle w:val="Heading2"/>
               <w:spacing w:before="0" w:after="0" w:line="240" w:lineRule="auto"/>
             </w:pPr>
             <w:r>
@@ -3848,7 +3859,7 @@
               <w:rPr>
                 <w:rFonts w:ascii="Avenir Next" w:hAnsi="Avenir Next" w:cs="Avenir Next" w:eastAsia="Avenir Next"/>
                 <w:color w:val="1A1A1A"/>
-                <w:sz w:val="17"/>
+                <w:sz w:val="22"/>
                 <w:szCs w:val="17"/>
               </w:rPr>
               <w:t xml:space="preserve">  I can do this on my own</w:t>
@@ -3877,7 +3888,7 @@
               <w:rPr>
                 <w:rFonts w:ascii="Avenir Next" w:hAnsi="Avenir Next" w:cs="Avenir Next" w:eastAsia="Avenir Next"/>
                 <w:color w:val="1A1A1A"/>
-                <w:sz w:val="17"/>
+                <w:sz w:val="22"/>
                 <w:szCs w:val="17"/>
               </w:rPr>
               <w:t xml:space="preserve">  I need a little help</w:t>
@@ -3906,7 +3917,7 @@
               <w:rPr>
                 <w:rFonts w:ascii="Avenir Next" w:hAnsi="Avenir Next" w:cs="Avenir Next" w:eastAsia="Avenir Next"/>
                 <w:color w:val="1A1A1A"/>
-                <w:sz w:val="17"/>
+                <w:sz w:val="22"/>
                 <w:szCs w:val="17"/>
               </w:rPr>
               <w:t xml:space="preserve">  I have a question about #</w:t>
@@ -4013,7 +4024,106 @@
               <w:sz w:val="15"/>
               <w:szCs w:val="15"/>
             </w:rPr>
-            <w:t xml:space="preserve">Lesson 7-5  ·  Homework Packet</w:t>
+            <w:t xml:space="preserve">7-5 · Page </w:t>
+          </w:r>
+          <w:r>
+            <w:rPr>
+              <w:rFonts w:ascii="Avenir Next" w:hAnsi="Avenir Next" w:cs="Avenir Next" w:eastAsia="Avenir Next"/>
+              <w:color w:val="5A5F66"/>
+              <w:sz w:val="15"/>
+              <w:szCs w:val="15"/>
+            </w:rPr>
+            <w:fldChar w:fldCharType="begin"/>
+          </w:r>
+          <w:r>
+            <w:rPr>
+              <w:rFonts w:ascii="Avenir Next" w:hAnsi="Avenir Next" w:cs="Avenir Next" w:eastAsia="Avenir Next"/>
+              <w:color w:val="5A5F66"/>
+              <w:sz w:val="15"/>
+              <w:szCs w:val="15"/>
+            </w:rPr>
+            <w:instrText xml:space="preserve"> PAGE </w:instrText>
+          </w:r>
+          <w:r>
+            <w:rPr>
+              <w:rFonts w:ascii="Avenir Next" w:hAnsi="Avenir Next" w:cs="Avenir Next" w:eastAsia="Avenir Next"/>
+              <w:color w:val="5A5F66"/>
+              <w:sz w:val="15"/>
+              <w:szCs w:val="15"/>
+            </w:rPr>
+            <w:fldChar w:fldCharType="separate"/>
+          </w:r>
+          <w:r>
+            <w:rPr>
+              <w:rFonts w:ascii="Avenir Next" w:hAnsi="Avenir Next" w:cs="Avenir Next" w:eastAsia="Avenir Next"/>
+              <w:color w:val="5A5F66"/>
+              <w:sz w:val="15"/>
+              <w:szCs w:val="15"/>
+            </w:rPr>
+            <w:t xml:space="preserve">1</w:t>
+          </w:r>
+          <w:r>
+            <w:rPr>
+              <w:rFonts w:ascii="Avenir Next" w:hAnsi="Avenir Next" w:cs="Avenir Next" w:eastAsia="Avenir Next"/>
+              <w:color w:val="5A5F66"/>
+              <w:sz w:val="15"/>
+              <w:szCs w:val="15"/>
+            </w:rPr>
+            <w:fldChar w:fldCharType="end"/>
+          </w:r>
+          <w:r>
+            <w:rPr>
+              <w:rFonts w:ascii="Avenir Next" w:hAnsi="Avenir Next" w:cs="Avenir Next" w:eastAsia="Avenir Next"/>
+              <w:color w:val="5A5F66"/>
+              <w:sz w:val="15"/>
+              <w:szCs w:val="15"/>
+            </w:rPr>
+            <w:t xml:space="preserve"> of </w:t>
+          </w:r>
+          <w:r>
+            <w:rPr>
+              <w:rFonts w:ascii="Avenir Next" w:hAnsi="Avenir Next" w:cs="Avenir Next" w:eastAsia="Avenir Next"/>
+              <w:color w:val="5A5F66"/>
+              <w:sz w:val="15"/>
+              <w:szCs w:val="15"/>
+            </w:rPr>
+            <w:fldChar w:fldCharType="begin"/>
+          </w:r>
+          <w:r>
+            <w:rPr>
+              <w:rFonts w:ascii="Avenir Next" w:hAnsi="Avenir Next" w:cs="Avenir Next" w:eastAsia="Avenir Next"/>
+              <w:color w:val="5A5F66"/>
+              <w:sz w:val="15"/>
+              <w:szCs w:val="15"/>
+            </w:rPr>
+            <w:instrText xml:space="preserve"> NUMPAGES </w:instrText>
+          </w:r>
+          <w:r>
+            <w:rPr>
+              <w:rFonts w:ascii="Avenir Next" w:hAnsi="Avenir Next" w:cs="Avenir Next" w:eastAsia="Avenir Next"/>
+              <w:color w:val="5A5F66"/>
+              <w:sz w:val="15"/>
+              <w:szCs w:val="15"/>
+            </w:rPr>
+            <w:fldChar w:fldCharType="separate"/>
+          </w:r>
+          <w:r>
+            <w:rPr>
+              <w:rFonts w:ascii="Avenir Next" w:hAnsi="Avenir Next" w:cs="Avenir Next" w:eastAsia="Avenir Next"/>
+              <w:color w:val="5A5F66"/>
+              <w:sz w:val="15"/>
+              <w:szCs w:val="15"/>
+            </w:rPr>
+            <w:t xml:space="preserve">1</w:t>
+          </w:r>
+          <w:r>
+            <w:rPr>
+              <w:rFonts w:ascii="Avenir Next" w:hAnsi="Avenir Next" w:cs="Avenir Next" w:eastAsia="Avenir Next"/>
+              <w:color w:val="5A5F66"/>
+              <w:sz w:val="15"/>
+              <w:szCs w:val="15"/>
+            </w:rPr>
+            <w:fldChar w:fldCharType="end"/>
           </w:r>
         </w:p>
       </w:tc>
@@ -4056,5 +4166,23 @@
       </w:tblCellMar>
     </w:tblPr>
   </w:style>
+  <w:style w:type="paragraph" w:styleId="Heading1">
+    <w:name w:val="heading 1"/>
+    <w:basedOn w:val="Normal"/>
+    <w:pPr>
+      <w:outlineLvl w:val="0"/>
+      <w:keepNext w:val="0"/>
+      <w:keepLines w:val="0"/>
+    </w:pPr>
+  </w:style>
+  <w:style w:type="paragraph" w:styleId="Heading2">
+    <w:name w:val="heading 2"/>
+    <w:basedOn w:val="Normal"/>
+    <w:pPr>
+      <w:outlineLvl w:val="1"/>
+      <w:keepNext w:val="0"/>
+      <w:keepLines w:val="0"/>
+    </w:pPr>
+  </w:style>
 </w:styles>
 </file>